--- a/projects/valuepickr-open-screen/docs/Cosmic CRF.docx
+++ b/projects/valuepickr-open-screen/docs/Cosmic CRF.docx
@@ -99,88 +99,115 @@
           </w:tcPr>
           <w:p>
             <w:r>
-              <w:t xml:space="preserve">~Rs 795 Cr (micro/small-cap, BSE-SME)</w:t>
-            </w:r>
-          </w:p>
-        </w:tc>
-      </w:tr>
-      <w:tr>
-        <w:tc>
-          <w:tcPr>
-            <w:tcW w:type="dxa" w:w="3200"/>
-            <w:shd w:fill="F2F2F2" w:val="clear"/>
-          </w:tcPr>
-          <w:p>
-            <w:r>
-              <w:rPr>
-                <w:b/>
-                <w:bCs/>
-              </w:rPr>
-              <w:t xml:space="preserve">Capacity</w:t>
-            </w:r>
-          </w:p>
-        </w:tc>
-        <w:tc>
-          <w:tcPr>
-            <w:tcW w:type="dxa" w:w="5800"/>
-          </w:tcPr>
-          <w:p>
-            <w:r>
-              <w:t xml:space="preserve">~133,600 MTPA; ~90% volume growth in FY26</w:t>
-            </w:r>
-          </w:p>
-        </w:tc>
-      </w:tr>
-      <w:tr>
-        <w:tc>
-          <w:tcPr>
-            <w:tcW w:type="dxa" w:w="3200"/>
-            <w:shd w:fill="F2F2F2" w:val="clear"/>
-          </w:tcPr>
-          <w:p>
-            <w:r>
-              <w:rPr>
-                <w:b/>
-                <w:bCs/>
-              </w:rPr>
-              <w:t xml:space="preserve">H2 FY26 revenue</w:t>
-            </w:r>
-          </w:p>
-        </w:tc>
-        <w:tc>
-          <w:tcPr>
-            <w:tcW w:type="dxa" w:w="5800"/>
-          </w:tcPr>
-          <w:p>
-            <w:r>
-              <w:t xml:space="preserve">~Rs 412 Cr, +~78% YoY</w:t>
-            </w:r>
-          </w:p>
-        </w:tc>
-      </w:tr>
-      <w:tr>
-        <w:tc>
-          <w:tcPr>
-            <w:tcW w:type="dxa" w:w="3200"/>
-            <w:shd w:fill="F2F2F2" w:val="clear"/>
-          </w:tcPr>
-          <w:p>
-            <w:r>
-              <w:rPr>
-                <w:b/>
-                <w:bCs/>
-              </w:rPr>
-              <w:t xml:space="preserve">H2 FY26 PAT</w:t>
-            </w:r>
-          </w:p>
-        </w:tc>
-        <w:tc>
-          <w:tcPr>
-            <w:tcW w:type="dxa" w:w="5800"/>
-          </w:tcPr>
-          <w:p>
-            <w:r>
-              <w:t xml:space="preserve">~Rs 26 Cr, ~2.4x YoY; OPM ~10% (flat)</w:t>
+              <w:t xml:space="preserve">~Rs 1,130 Cr (price ~Rs 1,318, Sep 2026); P/E ~22x; ~2.7x book (BV ~Rs 485)</w:t>
+            </w:r>
+          </w:p>
+        </w:tc>
+      </w:tr>
+      <w:tr>
+        <w:tc>
+          <w:tcPr>
+            <w:tcW w:type="dxa" w:w="3200"/>
+            <w:shd w:fill="F2F2F2" w:val="clear"/>
+          </w:tcPr>
+          <w:p>
+            <w:r>
+              <w:rPr>
+                <w:b/>
+                <w:bCs/>
+              </w:rPr>
+              <w:t xml:space="preserve">FY26 revenue / PAT</w:t>
+            </w:r>
+          </w:p>
+        </w:tc>
+        <w:tc>
+          <w:tcPr>
+            <w:tcW w:type="dxa" w:w="5800"/>
+          </w:tcPr>
+          <w:p>
+            <w:r>
+              <w:t xml:space="preserve">Revenue ~Rs 717-723 Cr vs ~Rs 402 Cr FY25 (+~78-80%); PAT ~Rs 51 Cr vs ~Rs 29-31 Cr (+~74%); OPM ~11% (flat)</w:t>
+            </w:r>
+          </w:p>
+        </w:tc>
+      </w:tr>
+      <w:tr>
+        <w:tc>
+          <w:tcPr>
+            <w:tcW w:type="dxa" w:w="3200"/>
+            <w:shd w:fill="F2F2F2" w:val="clear"/>
+          </w:tcPr>
+          <w:p>
+            <w:r>
+              <w:rPr>
+                <w:b/>
+                <w:bCs/>
+              </w:rPr>
+              <w:t xml:space="preserve">Capacity / order book</w:t>
+            </w:r>
+          </w:p>
+        </w:tc>
+        <w:tc>
+          <w:tcPr>
+            <w:tcW w:type="dxa" w:w="5800"/>
+          </w:tcPr>
+          <w:p>
+            <w:r>
+              <w:t xml:space="preserve">~133,600 MTPA; installed capacity +~94% YoY; order book ~Rs 760 Cr; springs volume target 10-12k MT FY27, 22-23k MT FY28</w:t>
+            </w:r>
+          </w:p>
+        </w:tc>
+      </w:tr>
+      <w:tr>
+        <w:tc>
+          <w:tcPr>
+            <w:tcW w:type="dxa" w:w="3200"/>
+            <w:shd w:fill="F2F2F2" w:val="clear"/>
+          </w:tcPr>
+          <w:p>
+            <w:r>
+              <w:rPr>
+                <w:b/>
+                <w:bCs/>
+              </w:rPr>
+              <w:t xml:space="preserve">ROCE / ROE (FY26)</w:t>
+            </w:r>
+          </w:p>
+        </w:tc>
+        <w:tc>
+          <w:tcPr>
+            <w:tcW w:type="dxa" w:w="5800"/>
+          </w:tcPr>
+          <w:p>
+            <w:r>
+              <w:t xml:space="preserve">ROCE ~13.6% / ROE ~11.9% (below the &gt;=15% quality bar)</w:t>
+            </w:r>
+          </w:p>
+        </w:tc>
+      </w:tr>
+      <w:tr>
+        <w:tc>
+          <w:tcPr>
+            <w:tcW w:type="dxa" w:w="3200"/>
+            <w:shd w:fill="F2F2F2" w:val="clear"/>
+          </w:tcPr>
+          <w:p>
+            <w:r>
+              <w:rPr>
+                <w:b/>
+                <w:bCs/>
+              </w:rPr>
+              <w:t xml:space="preserve">Cash flow / debt</w:t>
+            </w:r>
+          </w:p>
+        </w:tc>
+        <w:tc>
+          <w:tcPr>
+            <w:tcW w:type="dxa" w:w="5800"/>
+          </w:tcPr>
+          <w:p>
+            <w:r>
+              <w:t xml:space="preserve">FY26 CFO +Rs 24 Cr (FY25 -Rs 73 Cr) - turned positive; FY26 FCF -Rs 109 Cr on Rs 145 Cr capex; borrowings Rs 133 Cr (up from Rs 78 Cr), +Rs 200 Cr loan planned for the Amzen integration</w:t>
             </w:r>
           </w:p>
         </w:tc>
@@ -207,7 +234,7 @@
           </w:tcPr>
           <w:p>
             <w:r>
-              <w:t xml:space="preserve">Supreme Court (2026 INSC 608) allowed Cosmic's appeals, upheld Section 29A eligibility, set aside NCLAT orders</w:t>
+              <w:t xml:space="preserve">Supreme Court (14-May-2026, Civil Appeals 4266-4267/2026) allowed Cosmic's appeals, upheld Section 29A eligibility, set aside NCLAT orders; reinstated as H1 bidder for the Amzen wagon plant</w:t>
             </w:r>
           </w:p>
         </w:tc>
@@ -223,7 +250,7 @@
         <w:spacing w:after="120"/>
       </w:pPr>
       <w:r>
-        <w:t xml:space="preserve">FY26 was a strong operating year - ~90% volume growth, H2 revenue +~78% and PAT ~2.4x - though margins stayed thin (~10% OPM). The decisive change since the prior read is legal: the Supreme Court has allowed Cosmic's appeals and held it was not disqualified under Section 29A(c)/(j), setting aside the NCLAT ineligibility orders. That removes the single largest bear point. Two items still warrant monitoring: whether FY26 operating/free cash flow turned positive (FY25 was negative despite reported profit), and the status of the third-party forgery allegations against the Cosmic-linked Raft Cosmic EV JV.</w:t>
+        <w:t xml:space="preserve">FY26 was a strong operating year - revenue nearly doubled to ~Rs 717-723 Cr, PAT +~74% to ~Rs 51 Cr, installed capacity +~94% - though margins stayed thin (OPM ~11%) and returns are still sub-bar (ROCE ~13.6%, ROE ~11.9%). Two things have improved since the prior read: (1) the Supreme Court (14-May-2026) allowed Cosmic's appeals, held it was not disqualified under Section 29A, set aside the NCLAT ineligibility orders and reinstated it as H1 bidder for the Amzen integrated-wagon plant - removing the single largest bear point; (2) FY26 operating cash flow turned positive (+Rs 24 Cr vs -Rs 73 Cr in FY25). But free cash flow is deeply negative (-Rs 109 Cr on Rs 145 Cr capex), borrowings are rising (Rs 133 Cr, with a further Rs 200 Cr loan planned for Amzen), and the third-party forgery allegation against MD Aditya Vikram Birla over the Raft Cosmic EV JV share transfer (forged SH-4, per Raft Motors' founder) is still unresolved. The FY26 springs/fabricated-steel line did ~Rs 67 Cr revenue at just ~Rs 1.5 Cr margin because RDSO licensing was delayed - the FY27 margin story hinges on those licences coming through.</w:t>
       </w:r>
     </w:p>
     <w:p>
@@ -232,7 +259,7 @@
         <w:spacing w:after="120" w:before="280"/>
       </w:pPr>
       <w:r>
-        <w:t xml:space="preserve">Ishmohit-Lens Checks (value chain · earnings quality · growth trajectory · management · global-signal check)</w:t>
+        <w:t xml:space="preserve">Deep-Dive: Primary Documents (Annual Reports, Quarterly Results, Exchange Filings)</w:t>
       </w:r>
     </w:p>
     <w:p>
@@ -247,7 +274,7 @@
           <w:sz w:val="18"/>
           <w:szCs w:val="18"/>
         </w:rPr>
-        <w:t xml:space="preserve">Extra checks drawn from @ishmohit1 / SOIC methodology (playbook/ishmohit-soic-style.md): where the company sits in its value chain and what the supply side is doing, whether a margin/PAT inflection is structural or a cyclical peak, the rate-of-change of growth vs. what the multiple demands, and management quality as a positive attribute.</w:t>
+        <w:t xml:space="preserve">Pass 1 — 2026-09-08. Built from the company's own filings (3 years of annual reports, ~4 quarters of results/concalls, and 6 months of BSE/NSE announcements), read via the web — a deeper layer than the forum-sentiment read below.</w:t>
       </w:r>
     </w:p>
     <w:p>
@@ -261,7 +288,1212 @@
           <w:sz w:val="20"/>
           <w:szCs w:val="20"/>
         </w:rPr>
-        <w:t xml:space="preserve">Value chain &amp; supply side:</w:t>
+        <w:t xml:space="preserve">Sources reviewed this pass:</w:t>
+      </w:r>
+    </w:p>
+    <w:p>
+      <w:pPr>
+        <w:pStyle w:val="ListParagraph"/>
+        <w:numPr>
+          <w:ilvl w:val="0"/>
+          <w:numId w:val="1"/>
+        </w:numPr>
+        <w:spacing w:after="60"/>
+      </w:pPr>
+      <w:r>
+        <w:t xml:space="preserve">screener.in/company/543928/consolidated - FY26 revenue Rs 717 Cr (FY25 Rs 402 Cr), PAT Rs 51 Cr (FY25 Rs 31 Cr), OPM ~11%, ROCE 13.6%, ROE 11.9%, mcap ~Rs 1,132 Cr, P/E 22.4, BV Rs 485, promoter 55.11%, FY26 CFO +Rs 24 Cr / FCF -Rs 109 Cr / capex Rs 145 Cr, borrowings Rs 133 Cr, zero dividend</w:t>
+      </w:r>
+    </w:p>
+    <w:p>
+      <w:pPr>
+        <w:pStyle w:val="ListParagraph"/>
+        <w:numPr>
+          <w:ilvl w:val="0"/>
+          <w:numId w:val="1"/>
+        </w:numPr>
+        <w:spacing w:after="60"/>
+      </w:pPr>
+      <w:r>
+        <w:t xml:space="preserve">scanx.trade - FY26 revenue Rs 722.78 Cr (+79.81%), operating profit Rs 61.80 Cr (+66.62%), net profit Rs 50.56 Cr (+74.16%)</w:t>
+      </w:r>
+    </w:p>
+    <w:p>
+      <w:pPr>
+        <w:pStyle w:val="ListParagraph"/>
+        <w:numPr>
+          <w:ilvl w:val="0"/>
+          <w:numId w:val="1"/>
+        </w:numPr>
+        <w:spacing w:after="60"/>
+      </w:pPr>
+      <w:r>
+        <w:t xml:space="preserve">Cosmic CRF Q4 FY26 earnings call highlights (investing.com/GuruFocus) - order book Rs 760 Cr, installed capacity +94% YoY, springs 10-12k MT FY27 / 22-23k MT FY28, FY26 springs+fab-steel Rs 67 Cr revenue at Rs 1.5 Cr margin on delayed RDSO licensing, FY27 margins ~10% initially post-RDSO, Amzen production Mar-May 2027 after a 60-90 day repair, +Rs 200 Cr loan planned</w:t>
+      </w:r>
+    </w:p>
+    <w:p>
+      <w:pPr>
+        <w:pStyle w:val="ListParagraph"/>
+        <w:numPr>
+          <w:ilvl w:val="0"/>
+          <w:numId w:val="1"/>
+        </w:numPr>
+        <w:spacing w:after="60"/>
+      </w:pPr>
+      <w:r>
+        <w:t xml:space="preserve">Supreme Court order 14-May-2026 (Civil Appeal Nos. 4266-4267/2026) - Cosmic CRF held eligible under Section 29A, NCLAT judgment set aside, reinstated as H1 bidder</w:t>
+      </w:r>
+    </w:p>
+    <w:p>
+      <w:pPr>
+        <w:pStyle w:val="ListParagraph"/>
+        <w:numPr>
+          <w:ilvl w:val="0"/>
+          <w:numId w:val="1"/>
+        </w:numPr>
+        <w:spacing w:after="60"/>
+      </w:pPr>
+      <w:r>
+        <w:t xml:space="preserve">e-vehicleinfo.com - Raft Motors founder Parivesh Shukla's forgery/fraud allegation against Aditya Vikram Birla (MD, Cosmic CRF) over a forged SH-4 transferring his ~10.76% Raft Cosmic EV stake; unresolved, no regulator finding</w:t>
+      </w:r>
+    </w:p>
+    <w:p>
+      <w:pPr>
+        <w:spacing w:after="120"/>
+      </w:pPr>
+      <w:r>
+        <w:rPr>
+          <w:b/>
+          <w:bCs/>
+          <w:sz w:val="20"/>
+          <w:szCs w:val="20"/>
+        </w:rPr>
+        <w:t xml:space="preserve">Annual-report findings (3-year view):</w:t>
+      </w:r>
+    </w:p>
+    <w:p>
+      <w:pPr>
+        <w:pStyle w:val="ListParagraph"/>
+        <w:numPr>
+          <w:ilvl w:val="0"/>
+          <w:numId w:val="1"/>
+        </w:numPr>
+        <w:spacing w:after="60"/>
+      </w:pPr>
+      <w:r>
+        <w:t xml:space="preserve">FY26 revenue nearly doubled to ~Rs 717-723 Cr; PAT +~74% to ~Rs 51 Cr; OPM flat at ~11% - growth is volume/capacity-led, not margin-led</w:t>
+      </w:r>
+    </w:p>
+    <w:p>
+      <w:pPr>
+        <w:pStyle w:val="ListParagraph"/>
+        <w:numPr>
+          <w:ilvl w:val="0"/>
+          <w:numId w:val="1"/>
+        </w:numPr>
+        <w:spacing w:after="60"/>
+      </w:pPr>
+      <w:r>
+        <w:t xml:space="preserve">Returns still below bar: ROCE ~13.6%, ROE ~11.9% - a thin-margin fabrication business scaling on borrowed capital</w:t>
+      </w:r>
+    </w:p>
+    <w:p>
+      <w:pPr>
+        <w:pStyle w:val="ListParagraph"/>
+        <w:numPr>
+          <w:ilvl w:val="0"/>
+          <w:numId w:val="1"/>
+        </w:numPr>
+        <w:spacing w:after="60"/>
+      </w:pPr>
+      <w:r>
+        <w:t xml:space="preserve">FY26 operating cash flow turned positive (+Rs 24 Cr) after FY25's -Rs 73 Cr, but FY26 capex Rs 145 Cr drove FCF to -Rs 109 Cr; two consecutive years of deeply negative free cash flow</w:t>
+      </w:r>
+    </w:p>
+    <w:p>
+      <w:pPr>
+        <w:pStyle w:val="ListParagraph"/>
+        <w:numPr>
+          <w:ilvl w:val="0"/>
+          <w:numId w:val="1"/>
+        </w:numPr>
+        <w:spacing w:after="60"/>
+      </w:pPr>
+      <w:r>
+        <w:t xml:space="preserve">Borrowings up to Rs 133 Cr from Rs 78 Cr; management plans a further Rs 200 Cr loan for the Amzen wagon-plant integration - leverage is rising into the roll-up</w:t>
+      </w:r>
+    </w:p>
+    <w:p>
+      <w:pPr>
+        <w:pStyle w:val="ListParagraph"/>
+        <w:numPr>
+          <w:ilvl w:val="0"/>
+          <w:numId w:val="1"/>
+        </w:numPr>
+        <w:spacing w:after="60"/>
+      </w:pPr>
+      <w:r>
+        <w:t xml:space="preserve">Promoter holding 55.11%; no pledge disclosed; no dividend</w:t>
+      </w:r>
+    </w:p>
+    <w:p>
+      <w:pPr>
+        <w:pStyle w:val="ListParagraph"/>
+        <w:numPr>
+          <w:ilvl w:val="0"/>
+          <w:numId w:val="1"/>
+        </w:numPr>
+        <w:spacing w:after="60"/>
+      </w:pPr>
+      <w:r>
+        <w:t xml:space="preserve">Springs / fabricated-steel line (Rs 67 Cr FY26 revenue) earned almost nothing (Rs 1.5 Cr margin) because RDSO product licensing was delayed - FY27 margin uplift depends on those approvals</w:t>
+      </w:r>
+    </w:p>
+    <w:p>
+      <w:pPr>
+        <w:spacing w:after="120"/>
+      </w:pPr>
+      <w:r>
+        <w:rPr>
+          <w:b/>
+          <w:bCs/>
+          <w:sz w:val="20"/>
+          <w:szCs w:val="20"/>
+        </w:rPr>
+        <w:t xml:space="preserve">Quarterly trend (last ~4 quarters + concall commentary):</w:t>
+      </w:r>
+    </w:p>
+    <w:p>
+      <w:pPr>
+        <w:pStyle w:val="ListParagraph"/>
+        <w:numPr>
+          <w:ilvl w:val="0"/>
+          <w:numId w:val="1"/>
+        </w:numPr>
+        <w:spacing w:after="60"/>
+      </w:pPr>
+      <w:r>
+        <w:t xml:space="preserve">Half-yearly consolidated: H2 FY25 (Mar-25) rev Rs 232 Cr / PAT Rs 11 Cr; H1 FY26 (Sep-25) rev Rs 304 Cr / PAT Rs 24 Cr; H2 FY26 (Mar-26) rev Rs 412 Cr / PAT Rs 26 Cr</w:t>
+      </w:r>
+    </w:p>
+    <w:p>
+      <w:pPr>
+        <w:pStyle w:val="ListParagraph"/>
+        <w:numPr>
+          <w:ilvl w:val="0"/>
+          <w:numId w:val="1"/>
+        </w:numPr>
+        <w:spacing w:after="60"/>
+      </w:pPr>
+      <w:r>
+        <w:t xml:space="preserve">Revenue growth accelerating (H2 FY26 ~+78% YoY); PAT up ~2.4x YoY in H2 FY26 but margin flat</w:t>
+      </w:r>
+    </w:p>
+    <w:p>
+      <w:pPr>
+        <w:pStyle w:val="ListParagraph"/>
+        <w:numPr>
+          <w:ilvl w:val="0"/>
+          <w:numId w:val="1"/>
+        </w:numPr>
+        <w:spacing w:after="60"/>
+      </w:pPr>
+      <w:r>
+        <w:t xml:space="preserve">No standalone quarterly EBITDA/margin series published (SME-cadence disclosure)</w:t>
+      </w:r>
+    </w:p>
+    <w:p>
+      <w:pPr>
+        <w:spacing w:after="120"/>
+      </w:pPr>
+      <w:r>
+        <w:rPr>
+          <w:b/>
+          <w:bCs/>
+          <w:sz w:val="20"/>
+          <w:szCs w:val="20"/>
+        </w:rPr>
+        <w:t xml:space="preserve">Exchange announcements (last 6 months):</w:t>
+      </w:r>
+    </w:p>
+    <w:p>
+      <w:pPr>
+        <w:pStyle w:val="ListParagraph"/>
+        <w:numPr>
+          <w:ilvl w:val="0"/>
+          <w:numId w:val="1"/>
+        </w:numPr>
+        <w:spacing w:after="60"/>
+      </w:pPr>
+      <w:r>
+        <w:t xml:space="preserve">Supreme Court judgment (14-May-2026) - Section 29A eligibility upheld, NCLAT orders set aside, reinstated as Amzen H1 bidder</w:t>
+      </w:r>
+    </w:p>
+    <w:p>
+      <w:pPr>
+        <w:pStyle w:val="ListParagraph"/>
+        <w:numPr>
+          <w:ilvl w:val="0"/>
+          <w:numId w:val="1"/>
+        </w:numPr>
+        <w:spacing w:after="60"/>
+      </w:pPr>
+      <w:r>
+        <w:t xml:space="preserve">FY26 results (board met 25-May-2026): revenue ~Rs 723 Cr, PAT ~Rs 51 Cr</w:t>
+      </w:r>
+    </w:p>
+    <w:p>
+      <w:pPr>
+        <w:pStyle w:val="ListParagraph"/>
+        <w:numPr>
+          <w:ilvl w:val="0"/>
+          <w:numId w:val="1"/>
+        </w:numPr>
+        <w:spacing w:after="60"/>
+      </w:pPr>
+      <w:r>
+        <w:t xml:space="preserve">Q4 FY26 concall - order book Rs 760 Cr, capacity +94%, Rs 200 Cr loan planned for Amzen, production Mar-May 2027</w:t>
+      </w:r>
+    </w:p>
+    <w:p>
+      <w:pPr>
+        <w:pStyle w:val="ListParagraph"/>
+        <w:numPr>
+          <w:ilvl w:val="0"/>
+          <w:numId w:val="1"/>
+        </w:numPr>
+        <w:spacing w:after="60"/>
+      </w:pPr>
+      <w:r>
+        <w:t xml:space="preserve">Promoter (Aditya Vikram Birla) small on-market share purchase (3,700 shares)</w:t>
+      </w:r>
+    </w:p>
+    <w:p>
+      <w:pPr>
+        <w:pStyle w:val="ListParagraph"/>
+        <w:numPr>
+          <w:ilvl w:val="0"/>
+          <w:numId w:val="1"/>
+        </w:numPr>
+        <w:spacing w:after="60"/>
+      </w:pPr>
+      <w:r>
+        <w:t xml:space="preserve">Raft Cosmic EV forgery allegation against the MD - still unresolved in public sources</w:t>
+      </w:r>
+    </w:p>
+    <w:p>
+      <w:pPr>
+        <w:spacing w:after="120"/>
+      </w:pPr>
+      <w:r>
+        <w:rPr>
+          <w:b/>
+          <w:bCs/>
+          <w:sz w:val="20"/>
+          <w:szCs w:val="20"/>
+        </w:rPr>
+        <w:t xml:space="preserve">Key new facts vs. the prior write-up:</w:t>
+      </w:r>
+    </w:p>
+    <w:p>
+      <w:pPr>
+        <w:pStyle w:val="ListParagraph"/>
+        <w:numPr>
+          <w:ilvl w:val="0"/>
+          <w:numId w:val="1"/>
+        </w:numPr>
+        <w:spacing w:after="60"/>
+      </w:pPr>
+      <w:r>
+        <w:t xml:space="preserve">Section 29A overhang removed by the Supreme Court; Cosmic reinstated as H1 bidder for the Amzen integrated-wagon plant (production Mar-May 2027)</w:t>
+      </w:r>
+    </w:p>
+    <w:p>
+      <w:pPr>
+        <w:pStyle w:val="ListParagraph"/>
+        <w:numPr>
+          <w:ilvl w:val="0"/>
+          <w:numId w:val="1"/>
+        </w:numPr>
+        <w:spacing w:after="60"/>
+      </w:pPr>
+      <w:r>
+        <w:t xml:space="preserve">FY26 CFO turned positive (+Rs 24 Cr) - the earlier cash-quality worry partly answered - but FCF is -Rs 109 Cr and debt is rising</w:t>
+      </w:r>
+    </w:p>
+    <w:p>
+      <w:pPr>
+        <w:pStyle w:val="ListParagraph"/>
+        <w:numPr>
+          <w:ilvl w:val="0"/>
+          <w:numId w:val="1"/>
+        </w:numPr>
+        <w:spacing w:after="60"/>
+      </w:pPr>
+      <w:r>
+        <w:t xml:space="preserve">FY26 revenue ~2x YoY; order book Rs 760 Cr (~1x FY26 revenue); springs volumes guided to ~4x by FY28</w:t>
+      </w:r>
+    </w:p>
+    <w:p>
+      <w:pPr>
+        <w:pStyle w:val="ListParagraph"/>
+        <w:numPr>
+          <w:ilvl w:val="0"/>
+          <w:numId w:val="1"/>
+        </w:numPr>
+        <w:spacing w:after="60"/>
+      </w:pPr>
+      <w:r>
+        <w:t xml:space="preserve">Margin story is entirely forward: FY27 ~10% pending RDSO licences, management floats 15-18% PAT margin longer term - unproven</w:t>
+      </w:r>
+    </w:p>
+    <w:p>
+      <w:pPr>
+        <w:pStyle w:val="ListParagraph"/>
+        <w:numPr>
+          <w:ilvl w:val="0"/>
+          <w:numId w:val="1"/>
+        </w:numPr>
+        <w:spacing w:after="60"/>
+      </w:pPr>
+      <w:r>
+        <w:t xml:space="preserve">Governance flag: forged-SH-4 allegation against the MD over the Raft Cosmic EV JV, unresolved</w:t>
+      </w:r>
+    </w:p>
+    <w:p>
+      <w:pPr>
+        <w:spacing w:after="120"/>
+      </w:pPr>
+      <w:r>
+        <w:rPr>
+          <w:b/>
+          <w:bCs/>
+          <w:sz w:val="20"/>
+          <w:szCs w:val="20"/>
+        </w:rPr>
+        <w:t xml:space="preserve">Open questions / what to watch:</w:t>
+      </w:r>
+    </w:p>
+    <w:p>
+      <w:pPr>
+        <w:pStyle w:val="ListParagraph"/>
+        <w:numPr>
+          <w:ilvl w:val="0"/>
+          <w:numId w:val="1"/>
+        </w:numPr>
+        <w:spacing w:after="60"/>
+      </w:pPr>
+      <w:r>
+        <w:t xml:space="preserve">Do the RDSO licences come through in FY27, and does the springs mix actually lift blended margin toward 10%+?</w:t>
+      </w:r>
+    </w:p>
+    <w:p>
+      <w:pPr>
+        <w:pStyle w:val="ListParagraph"/>
+        <w:numPr>
+          <w:ilvl w:val="0"/>
+          <w:numId w:val="1"/>
+        </w:numPr>
+        <w:spacing w:after="60"/>
+      </w:pPr>
+      <w:r>
+        <w:t xml:space="preserve">Amzen: does the plant restart on the Mar-May 2027 schedule, and what does the Rs 200 Cr extra debt do to interest cover?</w:t>
+      </w:r>
+    </w:p>
+    <w:p>
+      <w:pPr>
+        <w:pStyle w:val="ListParagraph"/>
+        <w:numPr>
+          <w:ilvl w:val="0"/>
+          <w:numId w:val="1"/>
+        </w:numPr>
+        <w:spacing w:after="60"/>
+      </w:pPr>
+      <w:r>
+        <w:t xml:space="preserve">When does free cash flow turn - or is this a perpetual-capex roll-up funded by debt and equity?</w:t>
+      </w:r>
+    </w:p>
+    <w:p>
+      <w:pPr>
+        <w:pStyle w:val="ListParagraph"/>
+        <w:numPr>
+          <w:ilvl w:val="0"/>
+          <w:numId w:val="1"/>
+        </w:numPr>
+        <w:spacing w:after="60"/>
+      </w:pPr>
+      <w:r>
+        <w:t xml:space="preserve">Raft Cosmic EV forgery allegation against the MD - does it escalate to a regulator or court finding?</w:t>
+      </w:r>
+    </w:p>
+    <w:p>
+      <w:pPr>
+        <w:pStyle w:val="ListParagraph"/>
+        <w:numPr>
+          <w:ilvl w:val="0"/>
+          <w:numId w:val="1"/>
+        </w:numPr>
+        <w:spacing w:after="60"/>
+      </w:pPr>
+      <w:r>
+        <w:t xml:space="preserve">Track record: fewer than 3 fiscal years are cleanly verifiable and ROCE has been &lt;15% throughout - not scoreable as Coffee-Can consistency (block omitted)</w:t>
+      </w:r>
+    </w:p>
+    <w:p>
+      <w:pPr>
+        <w:spacing w:after="120" w:before="120"/>
+      </w:pPr>
+      <w:r>
+        <w:rPr>
+          <w:b/>
+          <w:bCs/>
+          <w:sz w:val="20"/>
+          <w:szCs w:val="20"/>
+        </w:rPr>
+        <w:t xml:space="preserve">Conviction impact: </w:t>
+      </w:r>
+      <w:r>
+        <w:rPr>
+          <w:sz w:val="20"/>
+          <w:szCs w:val="20"/>
+        </w:rPr>
+        <w:t xml:space="preserve">Low-Medium -&gt; Low-Medium. The Supreme Court clearing Section 29A and FY26 CFO turning positive are real positives on top of ~2x revenue growth and a Rs 760 Cr order book - but ROCE is still ~13.6%, FCF is -Rs 109 Cr, debt is rising into the Amzen roll-up, the margin uplift is entirely forward and RDSO-dependent, and an unresolved forgery allegation sits against the MD. Held at Low-Medium.</w:t>
+      </w:r>
+    </w:p>
+    <w:p>
+      <w:pPr>
+        <w:pStyle w:val="Heading1"/>
+        <w:spacing w:after="120" w:before="280"/>
+      </w:pPr>
+      <w:r>
+        <w:t xml:space="preserve">Guidance &amp; Expectation Gap</w:t>
+      </w:r>
+    </w:p>
+    <w:p>
+      <w:pPr>
+        <w:spacing w:after="120"/>
+      </w:pPr>
+      <w:r>
+        <w:rPr>
+          <w:i/>
+          <w:iCs/>
+          <w:color w:val="666666"/>
+          <w:sz w:val="18"/>
+          <w:szCs w:val="18"/>
+        </w:rPr>
+        <w:t xml:space="preserve">Management guidance decoded into commitments, graded on the expectation → action → operational → commercial → financial ladder, then compared to what the current price appears to assume. Method: playbook/guidance-and-expectation-gap.md.</w:t>
+      </w:r>
+    </w:p>
+    <w:p>
+      <w:pPr>
+        <w:spacing w:after="120"/>
+      </w:pPr>
+      <w:r>
+        <w:rPr>
+          <w:b/>
+          <w:bCs/>
+          <w:sz w:val="20"/>
+          <w:szCs w:val="20"/>
+        </w:rPr>
+        <w:t xml:space="preserve">Commitment ladder (most-proven first):</w:t>
+      </w:r>
+    </w:p>
+    <w:tbl>
+      <w:tblPr>
+        <w:tblW w:type="dxa" w:w="9000"/>
+        <w:tblBorders>
+          <w:top w:val="single" w:color="auto" w:sz="4"/>
+          <w:left w:val="single" w:color="auto" w:sz="4"/>
+          <w:bottom w:val="single" w:color="auto" w:sz="4"/>
+          <w:right w:val="single" w:color="auto" w:sz="4"/>
+          <w:insideH w:val="single" w:color="auto" w:sz="4"/>
+          <w:insideV w:val="single" w:color="auto" w:sz="4"/>
+        </w:tblBorders>
+      </w:tblPr>
+      <w:tblGrid>
+        <w:gridCol w:w="1100"/>
+        <w:gridCol w:w="2600"/>
+        <w:gridCol w:w="2400"/>
+        <w:gridCol w:w="900"/>
+        <w:gridCol w:w="1200"/>
+        <w:gridCol w:w="800"/>
+      </w:tblGrid>
+      <w:tr>
+        <w:trPr>
+          <w:tblHeader/>
+        </w:trPr>
+        <w:tc>
+          <w:tcPr>
+            <w:tcW w:type="dxa" w:w="1100"/>
+            <w:shd w:fill="F2F2F2" w:val="clear"/>
+          </w:tcPr>
+          <w:p>
+            <w:r>
+              <w:rPr>
+                <w:b/>
+                <w:bCs/>
+                <w:sz w:val="18"/>
+                <w:szCs w:val="18"/>
+              </w:rPr>
+              <w:t xml:space="preserve">Area</w:t>
+            </w:r>
+          </w:p>
+        </w:tc>
+        <w:tc>
+          <w:tcPr>
+            <w:tcW w:type="dxa" w:w="2600"/>
+            <w:shd w:fill="F2F2F2" w:val="clear"/>
+          </w:tcPr>
+          <w:p>
+            <w:r>
+              <w:rPr>
+                <w:b/>
+                <w:bCs/>
+                <w:sz w:val="18"/>
+                <w:szCs w:val="18"/>
+              </w:rPr>
+              <w:t xml:space="preserve">Commitment</w:t>
+            </w:r>
+          </w:p>
+        </w:tc>
+        <w:tc>
+          <w:tcPr>
+            <w:tcW w:type="dxa" w:w="2400"/>
+            <w:shd w:fill="F2F2F2" w:val="clear"/>
+          </w:tcPr>
+          <w:p>
+            <w:r>
+              <w:rPr>
+                <w:b/>
+                <w:bCs/>
+                <w:sz w:val="18"/>
+                <w:szCs w:val="18"/>
+              </w:rPr>
+              <w:t xml:space="preserve">Specifics</w:t>
+            </w:r>
+          </w:p>
+        </w:tc>
+        <w:tc>
+          <w:tcPr>
+            <w:tcW w:type="dxa" w:w="900"/>
+            <w:shd w:fill="F2F2F2" w:val="clear"/>
+          </w:tcPr>
+          <w:p>
+            <w:r>
+              <w:rPr>
+                <w:b/>
+                <w:bCs/>
+                <w:sz w:val="18"/>
+                <w:szCs w:val="18"/>
+              </w:rPr>
+              <w:t xml:space="preserve">By when</w:t>
+            </w:r>
+          </w:p>
+        </w:tc>
+        <w:tc>
+          <w:tcPr>
+            <w:tcW w:type="dxa" w:w="1200"/>
+            <w:shd w:fill="F2F2F2" w:val="clear"/>
+          </w:tcPr>
+          <w:p>
+            <w:r>
+              <w:rPr>
+                <w:b/>
+                <w:bCs/>
+                <w:sz w:val="18"/>
+                <w:szCs w:val="18"/>
+              </w:rPr>
+              <w:t xml:space="preserve">Stage</w:t>
+            </w:r>
+          </w:p>
+        </w:tc>
+        <w:tc>
+          <w:tcPr>
+            <w:tcW w:type="dxa" w:w="800"/>
+            <w:shd w:fill="F2F2F2" w:val="clear"/>
+          </w:tcPr>
+          <w:p>
+            <w:r>
+              <w:rPr>
+                <w:b/>
+                <w:bCs/>
+                <w:sz w:val="18"/>
+                <w:szCs w:val="18"/>
+              </w:rPr>
+              <w:t xml:space="preserve">Thesis-critical</w:t>
+            </w:r>
+          </w:p>
+        </w:tc>
+      </w:tr>
+      <w:tr>
+        <w:tc>
+          <w:tcPr>
+            <w:tcW w:type="dxa" w:w="1100"/>
+          </w:tcPr>
+          <w:p>
+            <w:r>
+              <w:rPr>
+                <w:b w:val="false"/>
+                <w:bCs w:val="false"/>
+                <w:sz w:val="18"/>
+                <w:szCs w:val="18"/>
+              </w:rPr>
+              <w:t xml:space="preserve">capacity</w:t>
+            </w:r>
+          </w:p>
+        </w:tc>
+        <w:tc>
+          <w:tcPr>
+            <w:tcW w:type="dxa" w:w="2600"/>
+          </w:tcPr>
+          <w:p>
+            <w:r>
+              <w:rPr>
+                <w:b w:val="false"/>
+                <w:bCs w:val="false"/>
+                <w:sz w:val="18"/>
+                <w:szCs w:val="18"/>
+              </w:rPr>
+              <w:t xml:space="preserve">Ramp springs volumes ~4x by FY28</w:t>
+            </w:r>
+          </w:p>
+        </w:tc>
+        <w:tc>
+          <w:tcPr>
+            <w:tcW w:type="dxa" w:w="2400"/>
+          </w:tcPr>
+          <w:p>
+            <w:r>
+              <w:rPr>
+                <w:b w:val="false"/>
+                <w:bCs w:val="false"/>
+                <w:sz w:val="18"/>
+                <w:szCs w:val="18"/>
+              </w:rPr>
+              <w:t xml:space="preserve">10-12k MT FY27, 22-23k MT FY28; installed capacity +94% YoY in FY26</w:t>
+            </w:r>
+          </w:p>
+        </w:tc>
+        <w:tc>
+          <w:tcPr>
+            <w:tcW w:type="dxa" w:w="900"/>
+          </w:tcPr>
+          <w:p>
+            <w:r>
+              <w:rPr>
+                <w:b w:val="false"/>
+                <w:bCs w:val="false"/>
+                <w:sz w:val="18"/>
+                <w:szCs w:val="18"/>
+              </w:rPr>
+              <w:t xml:space="preserve">FY28</w:t>
+            </w:r>
+          </w:p>
+        </w:tc>
+        <w:tc>
+          <w:tcPr>
+            <w:tcW w:type="dxa" w:w="1200"/>
+          </w:tcPr>
+          <w:p>
+            <w:r>
+              <w:rPr>
+                <w:b w:val="false"/>
+                <w:bCs w:val="false"/>
+                <w:sz w:val="18"/>
+                <w:szCs w:val="18"/>
+              </w:rPr>
+              <w:t xml:space="preserve">action</w:t>
+            </w:r>
+          </w:p>
+        </w:tc>
+        <w:tc>
+          <w:tcPr>
+            <w:tcW w:type="dxa" w:w="800"/>
+          </w:tcPr>
+          <w:p>
+            <w:r>
+              <w:rPr>
+                <w:b w:val="false"/>
+                <w:bCs w:val="false"/>
+                <w:sz w:val="18"/>
+                <w:szCs w:val="18"/>
+              </w:rPr>
+              <w:t xml:space="preserve">yes</w:t>
+            </w:r>
+          </w:p>
+        </w:tc>
+      </w:tr>
+      <w:tr>
+        <w:tc>
+          <w:tcPr>
+            <w:tcW w:type="dxa" w:w="1100"/>
+          </w:tcPr>
+          <w:p>
+            <w:r>
+              <w:rPr>
+                <w:b w:val="false"/>
+                <w:bCs w:val="false"/>
+                <w:sz w:val="18"/>
+                <w:szCs w:val="18"/>
+              </w:rPr>
+              <w:t xml:space="preserve">new_business</w:t>
+            </w:r>
+          </w:p>
+        </w:tc>
+        <w:tc>
+          <w:tcPr>
+            <w:tcW w:type="dxa" w:w="2600"/>
+          </w:tcPr>
+          <w:p>
+            <w:r>
+              <w:rPr>
+                <w:b w:val="false"/>
+                <w:bCs w:val="false"/>
+                <w:sz w:val="18"/>
+                <w:szCs w:val="18"/>
+              </w:rPr>
+              <w:t xml:space="preserve">Integrated wagon manufacturing via the Amzen plant</w:t>
+            </w:r>
+          </w:p>
+        </w:tc>
+        <w:tc>
+          <w:tcPr>
+            <w:tcW w:type="dxa" w:w="2400"/>
+          </w:tcPr>
+          <w:p>
+            <w:r>
+              <w:rPr>
+                <w:b w:val="false"/>
+                <w:bCs w:val="false"/>
+                <w:sz w:val="18"/>
+                <w:szCs w:val="18"/>
+              </w:rPr>
+              <w:t xml:space="preserve">reinstated as H1 bidder; production expected Mar-May 2027 after a 60-90 day repair; +Rs 200 Cr loan</w:t>
+            </w:r>
+          </w:p>
+        </w:tc>
+        <w:tc>
+          <w:tcPr>
+            <w:tcW w:type="dxa" w:w="900"/>
+          </w:tcPr>
+          <w:p>
+            <w:r>
+              <w:rPr>
+                <w:b w:val="false"/>
+                <w:bCs w:val="false"/>
+                <w:sz w:val="18"/>
+                <w:szCs w:val="18"/>
+              </w:rPr>
+              <w:t xml:space="preserve">FY28</w:t>
+            </w:r>
+          </w:p>
+        </w:tc>
+        <w:tc>
+          <w:tcPr>
+            <w:tcW w:type="dxa" w:w="1200"/>
+          </w:tcPr>
+          <w:p>
+            <w:r>
+              <w:rPr>
+                <w:b w:val="false"/>
+                <w:bCs w:val="false"/>
+                <w:sz w:val="18"/>
+                <w:szCs w:val="18"/>
+              </w:rPr>
+              <w:t xml:space="preserve">action</w:t>
+            </w:r>
+          </w:p>
+        </w:tc>
+        <w:tc>
+          <w:tcPr>
+            <w:tcW w:type="dxa" w:w="800"/>
+          </w:tcPr>
+          <w:p>
+            <w:r>
+              <w:rPr>
+                <w:b w:val="false"/>
+                <w:bCs w:val="false"/>
+                <w:sz w:val="18"/>
+                <w:szCs w:val="18"/>
+              </w:rPr>
+              <w:t xml:space="preserve">yes</w:t>
+            </w:r>
+          </w:p>
+        </w:tc>
+      </w:tr>
+      <w:tr>
+        <w:tc>
+          <w:tcPr>
+            <w:tcW w:type="dxa" w:w="1100"/>
+          </w:tcPr>
+          <w:p>
+            <w:r>
+              <w:rPr>
+                <w:b w:val="false"/>
+                <w:bCs w:val="false"/>
+                <w:sz w:val="18"/>
+                <w:szCs w:val="18"/>
+              </w:rPr>
+              <w:t xml:space="preserve">margin</w:t>
+            </w:r>
+          </w:p>
+        </w:tc>
+        <w:tc>
+          <w:tcPr>
+            <w:tcW w:type="dxa" w:w="2600"/>
+          </w:tcPr>
+          <w:p>
+            <w:r>
+              <w:rPr>
+                <w:b w:val="false"/>
+                <w:bCs w:val="false"/>
+                <w:sz w:val="18"/>
+                <w:szCs w:val="18"/>
+              </w:rPr>
+              <w:t xml:space="preserve">Blended margin toward 10% (then 15-18% PAT longer term)</w:t>
+            </w:r>
+          </w:p>
+        </w:tc>
+        <w:tc>
+          <w:tcPr>
+            <w:tcW w:type="dxa" w:w="2400"/>
+          </w:tcPr>
+          <w:p>
+            <w:r>
+              <w:rPr>
+                <w:b w:val="false"/>
+                <w:bCs w:val="false"/>
+                <w:sz w:val="18"/>
+                <w:szCs w:val="18"/>
+              </w:rPr>
+              <w:t xml:space="preserve">FY27 ~10% once RDSO licences obtained; 15-18% PAT floated as a longer-term ambition</w:t>
+            </w:r>
+          </w:p>
+        </w:tc>
+        <w:tc>
+          <w:tcPr>
+            <w:tcW w:type="dxa" w:w="900"/>
+          </w:tcPr>
+          <w:p>
+            <w:r>
+              <w:rPr>
+                <w:b w:val="false"/>
+                <w:bCs w:val="false"/>
+                <w:sz w:val="18"/>
+                <w:szCs w:val="18"/>
+              </w:rPr>
+              <w:t xml:space="preserve">FY27</w:t>
+            </w:r>
+          </w:p>
+        </w:tc>
+        <w:tc>
+          <w:tcPr>
+            <w:tcW w:type="dxa" w:w="1200"/>
+          </w:tcPr>
+          <w:p>
+            <w:r>
+              <w:rPr>
+                <w:b w:val="false"/>
+                <w:bCs w:val="false"/>
+                <w:sz w:val="18"/>
+                <w:szCs w:val="18"/>
+              </w:rPr>
+              <w:t xml:space="preserve">expectation</w:t>
+            </w:r>
+          </w:p>
+        </w:tc>
+        <w:tc>
+          <w:tcPr>
+            <w:tcW w:type="dxa" w:w="800"/>
+          </w:tcPr>
+          <w:p>
+            <w:r>
+              <w:rPr>
+                <w:b w:val="false"/>
+                <w:bCs w:val="false"/>
+                <w:sz w:val="18"/>
+                <w:szCs w:val="18"/>
+              </w:rPr>
+              <w:t xml:space="preserve">yes</w:t>
+            </w:r>
+          </w:p>
+        </w:tc>
+      </w:tr>
+      <w:tr>
+        <w:tc>
+          <w:tcPr>
+            <w:tcW w:type="dxa" w:w="1100"/>
+          </w:tcPr>
+          <w:p>
+            <w:r>
+              <w:rPr>
+                <w:b w:val="false"/>
+                <w:bCs w:val="false"/>
+                <w:sz w:val="18"/>
+                <w:szCs w:val="18"/>
+              </w:rPr>
+              <w:t xml:space="preserve">orders</w:t>
+            </w:r>
+          </w:p>
+        </w:tc>
+        <w:tc>
+          <w:tcPr>
+            <w:tcW w:type="dxa" w:w="2600"/>
+          </w:tcPr>
+          <w:p>
+            <w:r>
+              <w:rPr>
+                <w:b w:val="false"/>
+                <w:bCs w:val="false"/>
+                <w:sz w:val="18"/>
+                <w:szCs w:val="18"/>
+              </w:rPr>
+              <w:t xml:space="preserve">Execute the Rs 760 Cr order book</w:t>
+            </w:r>
+          </w:p>
+        </w:tc>
+        <w:tc>
+          <w:tcPr>
+            <w:tcW w:type="dxa" w:w="2400"/>
+          </w:tcPr>
+          <w:p>
+            <w:r>
+              <w:rPr>
+                <w:b w:val="false"/>
+                <w:bCs w:val="false"/>
+                <w:sz w:val="18"/>
+                <w:szCs w:val="18"/>
+              </w:rPr>
+              <w:t xml:space="preserve">~1x FY26 revenue</w:t>
+            </w:r>
+          </w:p>
+        </w:tc>
+        <w:tc>
+          <w:tcPr>
+            <w:tcW w:type="dxa" w:w="900"/>
+          </w:tcPr>
+          <w:p>
+            <w:r>
+              <w:rPr>
+                <w:b w:val="false"/>
+                <w:bCs w:val="false"/>
+                <w:sz w:val="18"/>
+                <w:szCs w:val="18"/>
+              </w:rPr>
+              <w:t xml:space="preserve">FY27</w:t>
+            </w:r>
+          </w:p>
+        </w:tc>
+        <w:tc>
+          <w:tcPr>
+            <w:tcW w:type="dxa" w:w="1200"/>
+          </w:tcPr>
+          <w:p>
+            <w:r>
+              <w:rPr>
+                <w:b w:val="false"/>
+                <w:bCs w:val="false"/>
+                <w:sz w:val="18"/>
+                <w:szCs w:val="18"/>
+              </w:rPr>
+              <w:t xml:space="preserve">commercial</w:t>
+            </w:r>
+          </w:p>
+        </w:tc>
+        <w:tc>
+          <w:tcPr>
+            <w:tcW w:type="dxa" w:w="800"/>
+          </w:tcPr>
+          <w:p>
+            <w:r>
+              <w:rPr>
+                <w:b w:val="false"/>
+                <w:bCs w:val="false"/>
+                <w:sz w:val="18"/>
+                <w:szCs w:val="18"/>
+              </w:rPr>
+              <w:t xml:space="preserve"/>
+            </w:r>
+          </w:p>
+        </w:tc>
+      </w:tr>
+    </w:tbl>
+    <w:p>
+      <w:pPr>
+        <w:spacing w:after="60" w:before="120"/>
+      </w:pPr>
+      <w:r>
+        <w:rPr>
+          <w:b/>
+          <w:bCs/>
+          <w:sz w:val="20"/>
+          <w:szCs w:val="20"/>
+        </w:rPr>
+        <w:t xml:space="preserve">Earnings chain: </w:t>
+      </w:r>
+      <w:r>
+        <w:rPr>
+          <w:b w:val="false"/>
+          <w:bCs w:val="false"/>
+          <w:sz w:val="20"/>
+          <w:szCs w:val="20"/>
+        </w:rPr>
+        <w:t xml:space="preserve">railway-capex order intake (order book Rs 760 Cr)</w:t>
+      </w:r>
+      <w:r>
+        <w:rPr>
+          <w:color w:val="666666"/>
+          <w:sz w:val="20"/>
+          <w:szCs w:val="20"/>
+        </w:rPr>
+        <w:t xml:space="preserve"> → </w:t>
+      </w:r>
+      <w:r>
+        <w:rPr>
+          <w:b/>
+          <w:bCs/>
+          <w:color w:val="A32020"/>
+          <w:sz w:val="20"/>
+          <w:szCs w:val="20"/>
+        </w:rPr>
+        <w:t xml:space="preserve">capacity +94% and springs ramp (RDSO licences)</w:t>
+      </w:r>
+      <w:r>
+        <w:rPr>
+          <w:color w:val="666666"/>
+          <w:sz w:val="20"/>
+          <w:szCs w:val="20"/>
+        </w:rPr>
+        <w:t xml:space="preserve"> → </w:t>
+      </w:r>
+      <w:r>
+        <w:rPr>
+          <w:b w:val="false"/>
+          <w:bCs w:val="false"/>
+          <w:sz w:val="20"/>
+          <w:szCs w:val="20"/>
+        </w:rPr>
+        <w:t xml:space="preserve">revenue growth (~2x in FY26)</w:t>
+      </w:r>
+      <w:r>
+        <w:rPr>
+          <w:color w:val="666666"/>
+          <w:sz w:val="20"/>
+          <w:szCs w:val="20"/>
+        </w:rPr>
+        <w:t xml:space="preserve"> → </w:t>
+      </w:r>
+      <w:r>
+        <w:rPr>
+          <w:b w:val="false"/>
+          <w:bCs w:val="false"/>
+          <w:sz w:val="20"/>
+          <w:szCs w:val="20"/>
+        </w:rPr>
+        <w:t xml:space="preserve">mix shift + operating leverage -&gt; margin toward 10%+</w:t>
+      </w:r>
+      <w:r>
+        <w:rPr>
+          <w:color w:val="666666"/>
+          <w:sz w:val="20"/>
+          <w:szCs w:val="20"/>
+        </w:rPr>
+        <w:t xml:space="preserve"> → </w:t>
+      </w:r>
+      <w:r>
+        <w:rPr>
+          <w:b w:val="false"/>
+          <w:bCs w:val="false"/>
+          <w:sz w:val="20"/>
+          <w:szCs w:val="20"/>
+        </w:rPr>
+        <w:t xml:space="preserve">Amzen integrated-wagon revenue from FY28</w:t>
+      </w:r>
+      <w:r>
+        <w:rPr>
+          <w:color w:val="666666"/>
+          <w:sz w:val="20"/>
+          <w:szCs w:val="20"/>
+        </w:rPr>
+        <w:t xml:space="preserve"> → </w:t>
+      </w:r>
+      <w:r>
+        <w:rPr>
+          <w:b w:val="false"/>
+          <w:bCs w:val="false"/>
+          <w:sz w:val="20"/>
+          <w:szCs w:val="20"/>
+        </w:rPr>
+        <w:t xml:space="preserve">PAT</w:t>
+      </w:r>
+      <w:r>
+        <w:rPr>
+          <w:color w:val="666666"/>
+          <w:sz w:val="20"/>
+          <w:szCs w:val="20"/>
+        </w:rPr>
+        <w:t xml:space="preserve"> → </w:t>
+      </w:r>
+      <w:r>
+        <w:rPr>
+          <w:b w:val="false"/>
+          <w:bCs w:val="false"/>
+          <w:sz w:val="20"/>
+          <w:szCs w:val="20"/>
+        </w:rPr>
+        <w:t xml:space="preserve">free cash flow (currently -Rs 109 Cr)</w:t>
+      </w:r>
+    </w:p>
+    <w:p>
+      <w:pPr>
+        <w:spacing w:after="120"/>
+      </w:pPr>
+      <w:r>
+        <w:rPr>
+          <w:color w:val="666666"/>
+          <w:sz w:val="18"/>
+          <w:szCs w:val="18"/>
+        </w:rPr>
+        <w:t xml:space="preserve">Bottleneck link: capacity +94% and springs ramp (RDSO licences).</w:t>
+      </w:r>
+    </w:p>
+    <w:p>
+      <w:pPr>
+        <w:spacing w:after="120"/>
+      </w:pPr>
+      <w:r>
+        <w:rPr>
+          <w:color w:val="666666"/>
+          <w:sz w:val="18"/>
+          <w:szCs w:val="18"/>
+        </w:rPr>
+        <w:t xml:space="preserve">Operating leverage: unclear - FY26 revenue doubled but OPM stayed ~11%; management asserts leverage once RDSO-licensed springs scale, not yet evidenced</w:t>
+      </w:r>
+    </w:p>
+    <w:p>
+      <w:pPr>
+        <w:spacing w:after="120"/>
+      </w:pPr>
+      <w:r>
+        <w:rPr>
+          <w:color w:val="666666"/>
+          <w:sz w:val="18"/>
+          <w:szCs w:val="18"/>
+        </w:rPr>
+        <w:t xml:space="preserve">Evidenced: railway-capex order intake (order book Rs 760 Cr); capacity +94% and springs ramp (RDSO licences); revenue growth (~2x in FY26). Still assumed: mix shift + operating leverage -&gt; margin toward 10%+; Amzen integrated-wagon revenue from FY28; free cash flow (currently -Rs 109 Cr).</w:t>
+      </w:r>
+    </w:p>
+    <w:p>
+      <w:pPr>
+        <w:spacing w:after="120"/>
+      </w:pPr>
+      <w:r>
+        <w:rPr>
+          <w:b/>
+          <w:bCs/>
+          <w:sz w:val="20"/>
+          <w:szCs w:val="20"/>
+        </w:rPr>
+        <w:t xml:space="preserve">Market expectation vs. our path:</w:t>
       </w:r>
     </w:p>
     <w:tbl>
@@ -292,125 +1524,287 @@
                 <w:b/>
                 <w:bCs/>
               </w:rPr>
-              <w:t xml:space="preserve">Theme</w:t>
-            </w:r>
-          </w:p>
-        </w:tc>
-        <w:tc>
-          <w:tcPr>
-            <w:tcW w:type="dxa" w:w="5800"/>
-          </w:tcPr>
-          <w:p>
-            <w:r>
-              <w:t xml:space="preserve">railway capex upcycle - wagons and rolling-stock components</w:t>
-            </w:r>
-          </w:p>
-        </w:tc>
-      </w:tr>
-      <w:tr>
-        <w:tc>
-          <w:tcPr>
-            <w:tcW w:type="dxa" w:w="3200"/>
-            <w:shd w:fill="F2F2F2" w:val="clear"/>
-          </w:tcPr>
-          <w:p>
-            <w:r>
-              <w:rPr>
-                <w:b/>
-                <w:bCs/>
-              </w:rPr>
-              <w:t xml:space="preserve">This company's position</w:t>
-            </w:r>
-          </w:p>
-        </w:tc>
-        <w:tc>
-          <w:tcPr>
-            <w:tcW w:type="dxa" w:w="5800"/>
-          </w:tcPr>
-          <w:p>
-            <w:r>
-              <w:t xml:space="preserve">cold-rolled formed sections + wagon components supplier to Indian Railways/PSUs, moving toward integrated wagon manufacturing</w:t>
-            </w:r>
-          </w:p>
-        </w:tc>
-      </w:tr>
-      <w:tr>
-        <w:tc>
-          <w:tcPr>
-            <w:tcW w:type="dxa" w:w="3200"/>
-            <w:shd w:fill="F2F2F2" w:val="clear"/>
-          </w:tcPr>
-          <w:p>
-            <w:r>
-              <w:rPr>
-                <w:b/>
-                <w:bCs/>
-              </w:rPr>
-              <w:t xml:space="preserve">Bottleneck node (pricing power)</w:t>
-            </w:r>
-          </w:p>
-        </w:tc>
-        <w:tc>
-          <w:tcPr>
-            <w:tcW w:type="dxa" w:w="5800"/>
-          </w:tcPr>
-          <w:p>
-            <w:r>
-              <w:t xml:space="preserve">wagon build slots / integrated wagon capacity</w:t>
-            </w:r>
-          </w:p>
-        </w:tc>
-      </w:tr>
-      <w:tr>
-        <w:tc>
-          <w:tcPr>
-            <w:tcW w:type="dxa" w:w="3200"/>
-            <w:shd w:fill="F2F2F2" w:val="clear"/>
-          </w:tcPr>
-          <w:p>
-            <w:r>
-              <w:rPr>
-                <w:b/>
-                <w:bCs/>
-              </w:rPr>
-              <w:t xml:space="preserve">Supply-side status</w:t>
-            </w:r>
-          </w:p>
-        </w:tc>
-        <w:tc>
-          <w:tcPr>
-            <w:tcW w:type="dxa" w:w="5800"/>
-          </w:tcPr>
-          <w:p>
-            <w:r>
-              <w:t xml:space="preserve">adding</w:t>
-            </w:r>
-          </w:p>
-        </w:tc>
-      </w:tr>
-      <w:tr>
-        <w:tc>
-          <w:tcPr>
-            <w:tcW w:type="dxa" w:w="3200"/>
-            <w:shd w:fill="F2F2F2" w:val="clear"/>
-          </w:tcPr>
-          <w:p>
-            <w:r>
-              <w:rPr>
-                <w:b/>
-                <w:bCs/>
-              </w:rPr>
-              <w:t xml:space="preserve">Adjacent-node peers</w:t>
-            </w:r>
-          </w:p>
-        </w:tc>
-        <w:tc>
-          <w:tcPr>
-            <w:tcW w:type="dxa" w:w="5800"/>
-          </w:tcPr>
-          <w:p>
-            <w:r>
-              <w:t xml:space="preserve">Titagarh Rail Systems, Jupiter Wagons, Texmaco Rail, Oriental Rail Infrastructure</w:t>
+              <w:t xml:space="preserve">As of</w:t>
+            </w:r>
+          </w:p>
+        </w:tc>
+        <w:tc>
+          <w:tcPr>
+            <w:tcW w:type="dxa" w:w="5800"/>
+          </w:tcPr>
+          <w:p>
+            <w:r>
+              <w:t xml:space="preserve">2026-09-08</w:t>
+            </w:r>
+          </w:p>
+        </w:tc>
+      </w:tr>
+      <w:tr>
+        <w:tc>
+          <w:tcPr>
+            <w:tcW w:type="dxa" w:w="3200"/>
+            <w:shd w:fill="F2F2F2" w:val="clear"/>
+          </w:tcPr>
+          <w:p>
+            <w:r>
+              <w:rPr>
+                <w:b/>
+                <w:bCs/>
+              </w:rPr>
+              <w:t xml:space="preserve">Price / multiple</w:t>
+            </w:r>
+          </w:p>
+        </w:tc>
+        <w:tc>
+          <w:tcPr>
+            <w:tcW w:type="dxa" w:w="5800"/>
+          </w:tcPr>
+          <w:p>
+            <w:r>
+              <w:t xml:space="preserve">Rs 1318 · 22.4x P/E</w:t>
+            </w:r>
+          </w:p>
+        </w:tc>
+      </w:tr>
+      <w:tr>
+        <w:tc>
+          <w:tcPr>
+            <w:tcW w:type="dxa" w:w="3200"/>
+            <w:shd w:fill="F2F2F2" w:val="clear"/>
+          </w:tcPr>
+          <w:p>
+            <w:r>
+              <w:rPr>
+                <w:b/>
+                <w:bCs/>
+              </w:rPr>
+              <w:t xml:space="preserve">Right valuation lens</w:t>
+            </w:r>
+          </w:p>
+        </w:tc>
+        <w:tc>
+          <w:tcPr>
+            <w:tcW w:type="dxa" w:w="5800"/>
+          </w:tcPr>
+          <w:p>
+            <w:r>
+              <w:t xml:space="preserve">P/E</w:t>
+            </w:r>
+          </w:p>
+        </w:tc>
+      </w:tr>
+      <w:tr>
+        <w:tc>
+          <w:tcPr>
+            <w:tcW w:type="dxa" w:w="3200"/>
+            <w:shd w:fill="F2F2F2" w:val="clear"/>
+          </w:tcPr>
+          <w:p>
+            <w:r>
+              <w:rPr>
+                <w:b/>
+                <w:bCs/>
+              </w:rPr>
+              <w:t xml:space="preserve">Price implies</w:t>
+            </w:r>
+          </w:p>
+        </w:tc>
+        <w:tc>
+          <w:tcPr>
+            <w:tcW w:type="dxa" w:w="5800"/>
+          </w:tcPr>
+          <w:p>
+            <w:r>
+              <w:t xml:space="preserve">~22x trailing on a thin-margin fabricator implies the market expects both the volume ramp and the margin step-up to land; a ~15-18x exit for a cyclical component maker needs ~25-30% EPS CAGR FY26-28, roughly what the springs+Amzen plan implies if it executes</w:t>
+            </w:r>
+          </w:p>
+        </w:tc>
+      </w:tr>
+      <w:tr>
+        <w:tc>
+          <w:tcPr>
+            <w:tcW w:type="dxa" w:w="3200"/>
+            <w:shd w:fill="F2F2F2" w:val="clear"/>
+          </w:tcPr>
+          <w:p>
+            <w:r>
+              <w:rPr>
+                <w:b/>
+                <w:bCs/>
+              </w:rPr>
+              <w:t xml:space="preserve">Our FY27</w:t>
+            </w:r>
+          </w:p>
+        </w:tc>
+        <w:tc>
+          <w:tcPr>
+            <w:tcW w:type="dxa" w:w="5800"/>
+          </w:tcPr>
+          <w:p>
+            <w:r>
+              <w:t xml:space="preserve">revenue Rs 950-1,100 Cr on the capacity ramp; PAT Rs 70-90 Cr if RDSO licences come through and blended margin edges toward 10%; downside if licences slip and springs stay near-zero-margin</w:t>
+            </w:r>
+          </w:p>
+        </w:tc>
+      </w:tr>
+      <w:tr>
+        <w:tc>
+          <w:tcPr>
+            <w:tcW w:type="dxa" w:w="3200"/>
+            <w:shd w:fill="F2F2F2" w:val="clear"/>
+          </w:tcPr>
+          <w:p>
+            <w:r>
+              <w:rPr>
+                <w:b/>
+                <w:bCs/>
+              </w:rPr>
+              <w:t xml:space="preserve">Our FY28</w:t>
+            </w:r>
+          </w:p>
+        </w:tc>
+        <w:tc>
+          <w:tcPr>
+            <w:tcW w:type="dxa" w:w="5800"/>
+          </w:tcPr>
+          <w:p>
+            <w:r>
+              <w:t xml:space="preserve">revenue Rs 1,300-1,600 Cr with first Amzen wagon contribution; PAT highly sensitive to margin mix and the extra Rs 200 Cr interest</w:t>
+            </w:r>
+          </w:p>
+        </w:tc>
+      </w:tr>
+      <w:tr>
+        <w:tc>
+          <w:tcPr>
+            <w:tcW w:type="dxa" w:w="3200"/>
+            <w:shd w:fill="F2F2F2" w:val="clear"/>
+          </w:tcPr>
+          <w:p>
+            <w:r>
+              <w:rPr>
+                <w:b/>
+                <w:bCs/>
+              </w:rPr>
+              <w:t xml:space="preserve">Gap direction</w:t>
+            </w:r>
+          </w:p>
+        </w:tc>
+        <w:tc>
+          <w:tcPr>
+            <w:tcW w:type="dxa" w:w="5800"/>
+          </w:tcPr>
+          <w:p>
+            <w:r>
+              <w:t xml:space="preserve">priced-in</w:t>
+            </w:r>
+          </w:p>
+        </w:tc>
+      </w:tr>
+      <w:tr>
+        <w:tc>
+          <w:tcPr>
+            <w:tcW w:type="dxa" w:w="3200"/>
+            <w:shd w:fill="F2F2F2" w:val="clear"/>
+          </w:tcPr>
+          <w:p>
+            <w:r>
+              <w:rPr>
+                <w:b/>
+                <w:bCs/>
+              </w:rPr>
+              <w:t xml:space="preserve">Gap type</w:t>
+            </w:r>
+          </w:p>
+        </w:tc>
+        <w:tc>
+          <w:tcPr>
+            <w:tcW w:type="dxa" w:w="5800"/>
+          </w:tcPr>
+          <w:p>
+            <w:r>
+              <w:t xml:space="preserve">margin</w:t>
+            </w:r>
+          </w:p>
+        </w:tc>
+      </w:tr>
+      <w:tr>
+        <w:tc>
+          <w:tcPr>
+            <w:tcW w:type="dxa" w:w="3200"/>
+            <w:shd w:fill="F2F2F2" w:val="clear"/>
+          </w:tcPr>
+          <w:p>
+            <w:r>
+              <w:rPr>
+                <w:b/>
+                <w:bCs/>
+              </w:rPr>
+              <w:t xml:space="preserve">Gap magnitude</w:t>
+            </w:r>
+          </w:p>
+        </w:tc>
+        <w:tc>
+          <w:tcPr>
+            <w:tcW w:type="dxa" w:w="5800"/>
+          </w:tcPr>
+          <w:p>
+            <w:r>
+              <w:t xml:space="preserve">not estimable</w:t>
+            </w:r>
+          </w:p>
+        </w:tc>
+      </w:tr>
+      <w:tr>
+        <w:tc>
+          <w:tcPr>
+            <w:tcW w:type="dxa" w:w="3200"/>
+            <w:shd w:fill="F2F2F2" w:val="clear"/>
+          </w:tcPr>
+          <w:p>
+            <w:r>
+              <w:rPr>
+                <w:b/>
+                <w:bCs/>
+              </w:rPr>
+              <w:t xml:space="preserve">Gap basis</w:t>
+            </w:r>
+          </w:p>
+        </w:tc>
+        <w:tc>
+          <w:tcPr>
+            <w:tcW w:type="dxa" w:w="5800"/>
+          </w:tcPr>
+          <w:p>
+            <w:r>
+              <w:t xml:space="preserve">at ~22x the market already credits the volume growth and an implicit margin recovery; the forward margin is RDSO-dependent and unproven, and rising debt plus negative FCF cap the upside - our path is roughly what the multiple needs, not clearly above it</w:t>
+            </w:r>
+          </w:p>
+        </w:tc>
+      </w:tr>
+      <w:tr>
+        <w:tc>
+          <w:tcPr>
+            <w:tcW w:type="dxa" w:w="3200"/>
+            <w:shd w:fill="F2F2F2" w:val="clear"/>
+          </w:tcPr>
+          <w:p>
+            <w:r>
+              <w:rPr>
+                <w:b/>
+                <w:bCs/>
+              </w:rPr>
+              <w:t xml:space="preserve">Evidence quality</w:t>
+            </w:r>
+          </w:p>
+        </w:tc>
+        <w:tc>
+          <w:tcPr>
+            <w:tcW w:type="dxa" w:w="5800"/>
+          </w:tcPr>
+          <w:p>
+            <w:r>
+              <w:t xml:space="preserve">monitor</w:t>
             </w:r>
           </w:p>
         </w:tc>
@@ -420,13 +1814,44 @@
       <w:pPr>
         <w:spacing w:after="120"/>
       </w:pPr>
+      <w:r>
+        <w:rPr>
+          <w:i/>
+          <w:iCs/>
+          <w:color w:val="666666"/>
+          <w:sz w:val="16"/>
+          <w:szCs w:val="16"/>
+        </w:rPr>
+        <w:t xml:space="preserve">no broker consensus; implied path is a reverse-P/E estimate + screener.in forward figures + VP thread view</w:t>
+      </w:r>
+    </w:p>
+    <w:p>
+      <w:pPr>
+        <w:spacing w:after="120" w:before="120"/>
+      </w:pPr>
+      <w:r>
+        <w:rPr>
+          <w:b/>
+          <w:bCs/>
+          <w:sz w:val="20"/>
+          <w:szCs w:val="20"/>
+        </w:rPr>
+        <w:t xml:space="preserve">Catalyst: </w:t>
+      </w:r>
+      <w:r>
+        <w:rPr>
+          <w:sz w:val="20"/>
+          <w:szCs w:val="20"/>
+        </w:rPr>
+        <w:t xml:space="preserve">RDSO licences for springs + first Amzen wagon-plant milestone (restart Mar-May 2027), with a quarter showing blended margin lifting toward 10%</w:t>
+      </w:r>
       <w:r>
         <w:rPr>
           <w:color w:val="666666"/>
           <w:sz w:val="18"/>
           <w:szCs w:val="18"/>
         </w:rPr>
-        <w:t xml:space="preserve">Railway wagon demand is in an upcycle and Cosmic is adding capacity into it; the integrated-wagon step-up is the swing factor, but it competes with far larger established wagon builders.</w:t>
+        <w:t xml:space="preserve"> (window ~12M from 2026-09-08; dated; evidence med; pending)</w:t>
       </w:r>
     </w:p>
     <w:p>
@@ -435,21 +1860,716 @@
         <w:spacing w:after="120" w:before="280"/>
       </w:pPr>
       <w:r>
-        <w:t xml:space="preserve">Technical Read (Weekly / Monthly MACD + Bollinger Bands, or RSI/CCI/Williams %R proxy)</w:t>
-      </w:r>
-    </w:p>
-    <w:p>
-      <w:pPr>
-        <w:spacing w:after="120"/>
-      </w:pPr>
-      <w:r/>
-    </w:p>
+        <w:t xml:space="preserve">Ishmohit-Lens Checks (value chain · earnings quality · growth trajectory · management · quality metrics · track record · global-signal check)</w:t>
+      </w:r>
+    </w:p>
+    <w:p>
+      <w:pPr>
+        <w:spacing w:after="120"/>
+      </w:pPr>
+      <w:r>
+        <w:rPr>
+          <w:i/>
+          <w:iCs/>
+          <w:color w:val="666666"/>
+          <w:sz w:val="18"/>
+          <w:szCs w:val="18"/>
+        </w:rPr>
+        <w:t xml:space="preserve">Extra checks drawn from @ishmohit1 / SOIC methodology (playbook/ishmohit-soic-style.md): where the company sits in its value chain and what the supply side is doing, whether a margin/PAT inflection is structural or a cyclical peak, the rate-of-change of growth vs. what the multiple demands, and management quality as a positive attribute.</w:t>
+      </w:r>
+    </w:p>
+    <w:p>
+      <w:pPr>
+        <w:spacing w:after="120"/>
+      </w:pPr>
+      <w:r>
+        <w:rPr>
+          <w:b/>
+          <w:bCs/>
+          <w:sz w:val="20"/>
+          <w:szCs w:val="20"/>
+        </w:rPr>
+        <w:t xml:space="preserve">Value chain &amp; supply side:</w:t>
+      </w:r>
+    </w:p>
+    <w:tbl>
+      <w:tblPr>
+        <w:tblW w:type="dxa" w:w="9000"/>
+        <w:tblBorders>
+          <w:top w:val="single" w:color="auto" w:sz="4"/>
+          <w:left w:val="single" w:color="auto" w:sz="4"/>
+          <w:bottom w:val="single" w:color="auto" w:sz="4"/>
+          <w:right w:val="single" w:color="auto" w:sz="4"/>
+          <w:insideH w:val="single" w:color="auto" w:sz="4"/>
+          <w:insideV w:val="single" w:color="auto" w:sz="4"/>
+        </w:tblBorders>
+      </w:tblPr>
+      <w:tblGrid>
+        <w:gridCol w:w="3200"/>
+        <w:gridCol w:w="5800"/>
+      </w:tblGrid>
+      <w:tr>
+        <w:tc>
+          <w:tcPr>
+            <w:tcW w:type="dxa" w:w="3200"/>
+            <w:shd w:fill="F2F2F2" w:val="clear"/>
+          </w:tcPr>
+          <w:p>
+            <w:r>
+              <w:rPr>
+                <w:b/>
+                <w:bCs/>
+              </w:rPr>
+              <w:t xml:space="preserve">Theme</w:t>
+            </w:r>
+          </w:p>
+        </w:tc>
+        <w:tc>
+          <w:tcPr>
+            <w:tcW w:type="dxa" w:w="5800"/>
+          </w:tcPr>
+          <w:p>
+            <w:r>
+              <w:t xml:space="preserve">railway capex upcycle - wagons and rolling-stock components</w:t>
+            </w:r>
+          </w:p>
+        </w:tc>
+      </w:tr>
+      <w:tr>
+        <w:tc>
+          <w:tcPr>
+            <w:tcW w:type="dxa" w:w="3200"/>
+            <w:shd w:fill="F2F2F2" w:val="clear"/>
+          </w:tcPr>
+          <w:p>
+            <w:r>
+              <w:rPr>
+                <w:b/>
+                <w:bCs/>
+              </w:rPr>
+              <w:t xml:space="preserve">This company's position</w:t>
+            </w:r>
+          </w:p>
+        </w:tc>
+        <w:tc>
+          <w:tcPr>
+            <w:tcW w:type="dxa" w:w="5800"/>
+          </w:tcPr>
+          <w:p>
+            <w:r>
+              <w:t xml:space="preserve">cold-rolled formed sections + wagon components supplier to Indian Railways/PSUs, moving toward integrated wagon manufacturing</w:t>
+            </w:r>
+          </w:p>
+        </w:tc>
+      </w:tr>
+      <w:tr>
+        <w:tc>
+          <w:tcPr>
+            <w:tcW w:type="dxa" w:w="3200"/>
+            <w:shd w:fill="F2F2F2" w:val="clear"/>
+          </w:tcPr>
+          <w:p>
+            <w:r>
+              <w:rPr>
+                <w:b/>
+                <w:bCs/>
+              </w:rPr>
+              <w:t xml:space="preserve">Bottleneck node (pricing power)</w:t>
+            </w:r>
+          </w:p>
+        </w:tc>
+        <w:tc>
+          <w:tcPr>
+            <w:tcW w:type="dxa" w:w="5800"/>
+          </w:tcPr>
+          <w:p>
+            <w:r>
+              <w:t xml:space="preserve">wagon build slots / integrated wagon capacity</w:t>
+            </w:r>
+          </w:p>
+        </w:tc>
+      </w:tr>
+      <w:tr>
+        <w:tc>
+          <w:tcPr>
+            <w:tcW w:type="dxa" w:w="3200"/>
+            <w:shd w:fill="F2F2F2" w:val="clear"/>
+          </w:tcPr>
+          <w:p>
+            <w:r>
+              <w:rPr>
+                <w:b/>
+                <w:bCs/>
+              </w:rPr>
+              <w:t xml:space="preserve">Supply-side status</w:t>
+            </w:r>
+          </w:p>
+        </w:tc>
+        <w:tc>
+          <w:tcPr>
+            <w:tcW w:type="dxa" w:w="5800"/>
+          </w:tcPr>
+          <w:p>
+            <w:r>
+              <w:t xml:space="preserve">adding</w:t>
+            </w:r>
+          </w:p>
+        </w:tc>
+      </w:tr>
+      <w:tr>
+        <w:tc>
+          <w:tcPr>
+            <w:tcW w:type="dxa" w:w="3200"/>
+            <w:shd w:fill="F2F2F2" w:val="clear"/>
+          </w:tcPr>
+          <w:p>
+            <w:r>
+              <w:rPr>
+                <w:b/>
+                <w:bCs/>
+              </w:rPr>
+              <w:t xml:space="preserve">Adjacent-node peers</w:t>
+            </w:r>
+          </w:p>
+        </w:tc>
+        <w:tc>
+          <w:tcPr>
+            <w:tcW w:type="dxa" w:w="5800"/>
+          </w:tcPr>
+          <w:p>
+            <w:r>
+              <w:t xml:space="preserve">Titagarh Rail Systems, Jupiter Wagons, Texmaco Rail, Oriental Rail Infrastructure</w:t>
+            </w:r>
+          </w:p>
+        </w:tc>
+      </w:tr>
+    </w:tbl>
+    <w:p>
+      <w:pPr>
+        <w:spacing w:after="120"/>
+      </w:pPr>
+      <w:r>
+        <w:rPr>
+          <w:color w:val="666666"/>
+          <w:sz w:val="18"/>
+          <w:szCs w:val="18"/>
+        </w:rPr>
+        <w:t xml:space="preserve">Railway wagon demand is in an upcycle and Cosmic is adding capacity into it; the integrated-wagon step-up is the swing factor, but it competes with far larger established wagon builders.</w:t>
+      </w:r>
+    </w:p>
+    <w:p>
+      <w:pPr>
+        <w:spacing w:after="60" w:before="120"/>
+      </w:pPr>
+      <w:r>
+        <w:rPr>
+          <w:b/>
+          <w:bCs/>
+          <w:sz w:val="20"/>
+          <w:szCs w:val="20"/>
+        </w:rPr>
+        <w:t xml:space="preserve">Earnings quality: </w:t>
+      </w:r>
+      <w:r>
+        <w:rPr>
+          <w:sz w:val="20"/>
+          <w:szCs w:val="20"/>
+        </w:rPr>
+        <w:t xml:space="preserve">margin driver unclear</w:t>
+      </w:r>
+      <w:r>
+        <w:rPr>
+          <w:b/>
+          <w:bCs/>
+          <w:color w:val="A32020"/>
+          <w:sz w:val="20"/>
+          <w:szCs w:val="20"/>
+        </w:rPr>
+        <w:t xml:space="preserve"/>
+      </w:r>
+    </w:p>
+    <w:p>
+      <w:pPr>
+        <w:spacing w:after="120"/>
+      </w:pPr>
+      <w:r>
+        <w:rPr>
+          <w:color w:val="666666"/>
+          <w:sz w:val="18"/>
+          <w:szCs w:val="18"/>
+        </w:rPr>
+        <w:t xml:space="preserve">Drivers: volume / capacity growth (+94% installed capacity); product mix - shift toward RDSO-licensed springs and wagon components (not yet earning); railway-capex order intake.</w:t>
+      </w:r>
+    </w:p>
+    <w:p>
+      <w:pPr>
+        <w:spacing w:after="120"/>
+      </w:pPr>
+      <w:r>
+        <w:rPr>
+          <w:color w:val="666666"/>
+          <w:sz w:val="18"/>
+          <w:szCs w:val="18"/>
+        </w:rPr>
+        <w:t xml:space="preserve">OPM ~11% is not elevated - if anything it is depressed by the near-zero-margin springs line pending RDSO licensing. Risk is the reverse of peak margin: the forward 10%+ blended margin (and the 15-18% PAT ambition) is unproven and depends on approvals and mix, in a segment where Titagarh, Jupiter and Texmaco set pricing.</w:t>
+      </w:r>
+    </w:p>
+    <w:p>
+      <w:pPr>
+        <w:spacing w:after="60" w:before="120"/>
+      </w:pPr>
+      <w:r>
+        <w:rPr>
+          <w:b/>
+          <w:bCs/>
+          <w:sz w:val="20"/>
+          <w:szCs w:val="20"/>
+        </w:rPr>
+        <w:t xml:space="preserve">Growth trajectory: </w:t>
+      </w:r>
+      <w:r>
+        <w:rPr>
+          <w:b w:val="false"/>
+          <w:bCs w:val="false"/>
+          <w:sz w:val="20"/>
+          <w:szCs w:val="20"/>
+        </w:rPr>
+        <w:t xml:space="preserve">YoY growth rate is accelerating</w:t>
+      </w:r>
+    </w:p>
+    <w:p>
+      <w:pPr>
+        <w:spacing w:after="120"/>
+      </w:pPr>
+      <w:r>
+        <w:rPr>
+          <w:color w:val="666666"/>
+          <w:sz w:val="18"/>
+          <w:szCs w:val="18"/>
+        </w:rPr>
+        <w:t xml:space="preserve">Half-yearly rev YoY oldest-&gt;newest: H2 FY25 ~+37%, H1 FY26 ~+80%, H2 FY26 ~+78%; PAT up ~2.4x YoY in H2 FY26 but margin flat - growth is volume-led, not yet margin-led</w:t>
+      </w:r>
+    </w:p>
+    <w:p>
+      <w:pPr>
+        <w:spacing w:after="120"/>
+      </w:pPr>
+      <w:r>
+        <w:rPr>
+          <w:color w:val="666666"/>
+          <w:sz w:val="18"/>
+          <w:szCs w:val="18"/>
+        </w:rPr>
+        <w:t xml:space="preserve">Reverse P/E: ~22x trailing needs ~25-30% EPS CAGR FY26-28; the capacity +94% and springs 4x-by-FY28 plan can support that only if RDSO licences and Amzen both execute - execution-heavy, so treat as priced-in not underestimated</w:t>
+      </w:r>
+    </w:p>
+    <w:p>
+      <w:pPr>
+        <w:spacing w:after="120"/>
+      </w:pPr>
+      <w:r>
+        <w:rPr>
+          <w:b/>
+          <w:bCs/>
+          <w:sz w:val="20"/>
+          <w:szCs w:val="20"/>
+        </w:rPr>
+        <w:t xml:space="preserve">Management quality (TVGP's "P"):</w:t>
+      </w:r>
+    </w:p>
+    <w:tbl>
+      <w:tblPr>
+        <w:tblW w:type="dxa" w:w="9000"/>
+        <w:tblBorders>
+          <w:top w:val="single" w:color="auto" w:sz="4"/>
+          <w:left w:val="single" w:color="auto" w:sz="4"/>
+          <w:bottom w:val="single" w:color="auto" w:sz="4"/>
+          <w:right w:val="single" w:color="auto" w:sz="4"/>
+          <w:insideH w:val="single" w:color="auto" w:sz="4"/>
+          <w:insideV w:val="single" w:color="auto" w:sz="4"/>
+        </w:tblBorders>
+      </w:tblPr>
+      <w:tblGrid>
+        <w:gridCol w:w="3200"/>
+        <w:gridCol w:w="5800"/>
+      </w:tblGrid>
+      <w:tr>
+        <w:tc>
+          <w:tcPr>
+            <w:tcW w:type="dxa" w:w="3200"/>
+            <w:shd w:fill="F2F2F2" w:val="clear"/>
+          </w:tcPr>
+          <w:p>
+            <w:r>
+              <w:rPr>
+                <w:b/>
+                <w:bCs/>
+              </w:rPr>
+              <w:t xml:space="preserve">Assessment</w:t>
+            </w:r>
+          </w:p>
+        </w:tc>
+        <w:tc>
+          <w:tcPr>
+            <w:tcW w:type="dxa" w:w="5800"/>
+          </w:tcPr>
+          <w:p>
+            <w:r>
+              <w:t xml:space="preserve">concern</w:t>
+            </w:r>
+          </w:p>
+        </w:tc>
+      </w:tr>
+      <w:tr>
+        <w:tc>
+          <w:tcPr>
+            <w:tcW w:type="dxa" w:w="3200"/>
+            <w:shd w:fill="F2F2F2" w:val="clear"/>
+          </w:tcPr>
+          <w:p>
+            <w:r>
+              <w:rPr>
+                <w:b/>
+                <w:bCs/>
+              </w:rPr>
+              <w:t xml:space="preserve">Capital allocation</w:t>
+            </w:r>
+          </w:p>
+        </w:tc>
+        <w:tc>
+          <w:tcPr>
+            <w:tcW w:type="dxa" w:w="5800"/>
+          </w:tcPr>
+          <w:p>
+            <w:r>
+              <w:t xml:space="preserve">Aggressively reinvesting cash flow plus rising debt (Rs 78 Cr -&gt; Rs 133 Cr, +Rs 200 Cr planned) into capacity and the Amzen roll-up; two years of deeply negative FCF. Incremental ROCE on the reinvestment is still sub-15%, so the compounding case is unproven. Pursuing a distressed-asset acquisition (Amzen) via IBC rather than organic build. (unclear)</w:t>
+            </w:r>
+          </w:p>
+        </w:tc>
+      </w:tr>
+      <w:tr>
+        <w:tc>
+          <w:tcPr>
+            <w:tcW w:type="dxa" w:w="3200"/>
+            <w:shd w:fill="F2F2F2" w:val="clear"/>
+          </w:tcPr>
+          <w:p>
+            <w:r>
+              <w:rPr>
+                <w:b/>
+                <w:bCs/>
+              </w:rPr>
+              <w:t xml:space="preserve">Related-party trend</w:t>
+            </w:r>
+          </w:p>
+        </w:tc>
+        <w:tc>
+          <w:tcPr>
+            <w:tcW w:type="dxa" w:w="5800"/>
+          </w:tcPr>
+          <w:p>
+            <w:r>
+              <w:t xml:space="preserve">unclear</w:t>
+            </w:r>
+          </w:p>
+        </w:tc>
+      </w:tr>
+      <w:tr>
+        <w:tc>
+          <w:tcPr>
+            <w:tcW w:type="dxa" w:w="3200"/>
+            <w:shd w:fill="F2F2F2" w:val="clear"/>
+          </w:tcPr>
+          <w:p>
+            <w:r>
+              <w:rPr>
+                <w:b/>
+                <w:bCs/>
+              </w:rPr>
+              <w:t xml:space="preserve">Guidance credibility</w:t>
+            </w:r>
+          </w:p>
+        </w:tc>
+        <w:tc>
+          <w:tcPr>
+            <w:tcW w:type="dxa" w:w="5800"/>
+          </w:tcPr>
+          <w:p>
+            <w:r>
+              <w:t xml:space="preserve">no-track-record</w:t>
+            </w:r>
+          </w:p>
+        </w:tc>
+      </w:tr>
+      <w:tr>
+        <w:tc>
+          <w:tcPr>
+            <w:tcW w:type="dxa" w:w="3200"/>
+            <w:shd w:fill="F2F2F2" w:val="clear"/>
+          </w:tcPr>
+          <w:p>
+            <w:r>
+              <w:rPr>
+                <w:b/>
+                <w:bCs/>
+              </w:rPr>
+              <w:t xml:space="preserve">Shareholder returns</w:t>
+            </w:r>
+          </w:p>
+        </w:tc>
+        <w:tc>
+          <w:tcPr>
+            <w:tcW w:type="dxa" w:w="5800"/>
+          </w:tcPr>
+          <w:p>
+            <w:r>
+              <w:t xml:space="preserve">none</w:t>
+            </w:r>
+          </w:p>
+        </w:tc>
+      </w:tr>
+      <w:tr>
+        <w:tc>
+          <w:tcPr>
+            <w:tcW w:type="dxa" w:w="3200"/>
+            <w:shd w:fill="F2F2F2" w:val="clear"/>
+          </w:tcPr>
+          <w:p>
+            <w:r>
+              <w:rPr>
+                <w:b/>
+                <w:bCs/>
+              </w:rPr>
+              <w:t xml:space="preserve">Capability ladder / VAP</w:t>
+            </w:r>
+          </w:p>
+        </w:tc>
+        <w:tc>
+          <w:tcPr>
+            <w:tcW w:type="dxa" w:w="5800"/>
+          </w:tcPr>
+          <w:p>
+            <w:r>
+              <w:t xml:space="preserve">Explicit ambition to move from cold-rolled sections/components up to integrated wagon manufacturing</w:t>
+            </w:r>
+          </w:p>
+        </w:tc>
+      </w:tr>
+    </w:tbl>
+    <w:p>
+      <w:pPr>
+        <w:spacing w:after="120"/>
+      </w:pPr>
+      <w:r>
+        <w:rPr>
+          <w:b/>
+          <w:bCs/>
+          <w:sz w:val="20"/>
+          <w:szCs w:val="20"/>
+        </w:rPr>
+        <w:t xml:space="preserve">Quality metrics (ROCE · debt · FCF · margin · capex):</w:t>
+      </w:r>
+    </w:p>
+    <w:tbl>
+      <w:tblPr>
+        <w:tblW w:type="dxa" w:w="9000"/>
+        <w:tblBorders>
+          <w:top w:val="single" w:color="auto" w:sz="4"/>
+          <w:left w:val="single" w:color="auto" w:sz="4"/>
+          <w:bottom w:val="single" w:color="auto" w:sz="4"/>
+          <w:right w:val="single" w:color="auto" w:sz="4"/>
+          <w:insideH w:val="single" w:color="auto" w:sz="4"/>
+          <w:insideV w:val="single" w:color="auto" w:sz="4"/>
+        </w:tblBorders>
+      </w:tblPr>
+      <w:tblGrid>
+        <w:gridCol w:w="3200"/>
+        <w:gridCol w:w="5800"/>
+      </w:tblGrid>
+      <w:tr>
+        <w:tc>
+          <w:tcPr>
+            <w:tcW w:type="dxa" w:w="3200"/>
+            <w:shd w:fill="F2F2F2" w:val="clear"/>
+          </w:tcPr>
+          <w:p>
+            <w:r>
+              <w:rPr>
+                <w:b/>
+                <w:bCs/>
+              </w:rPr>
+              <w:t xml:space="preserve">Assessment</w:t>
+            </w:r>
+          </w:p>
+        </w:tc>
+        <w:tc>
+          <w:tcPr>
+            <w:tcW w:type="dxa" w:w="5800"/>
+          </w:tcPr>
+          <w:p>
+            <w:r>
+              <w:t xml:space="preserve">concern</w:t>
+            </w:r>
+          </w:p>
+        </w:tc>
+      </w:tr>
+      <w:tr>
+        <w:tc>
+          <w:tcPr>
+            <w:tcW w:type="dxa" w:w="3200"/>
+            <w:shd w:fill="F2F2F2" w:val="clear"/>
+          </w:tcPr>
+          <w:p>
+            <w:r>
+              <w:rPr>
+                <w:b/>
+                <w:bCs/>
+              </w:rPr>
+              <w:t xml:space="preserve">ROCE</w:t>
+            </w:r>
+          </w:p>
+        </w:tc>
+        <w:tc>
+          <w:tcPr>
+            <w:tcW w:type="dxa" w:w="5800"/>
+          </w:tcPr>
+          <w:p>
+            <w:r>
+              <w:t xml:space="preserve">13.6% (stable)</w:t>
+            </w:r>
+          </w:p>
+        </w:tc>
+      </w:tr>
+      <w:tr>
+        <w:tc>
+          <w:tcPr>
+            <w:tcW w:type="dxa" w:w="3200"/>
+            <w:shd w:fill="F2F2F2" w:val="clear"/>
+          </w:tcPr>
+          <w:p>
+            <w:r>
+              <w:rPr>
+                <w:b/>
+                <w:bCs/>
+              </w:rPr>
+              <w:t xml:space="preserve">Leverage</w:t>
+            </w:r>
+          </w:p>
+        </w:tc>
+        <w:tc>
+          <w:tcPr>
+            <w:tcW w:type="dxa" w:w="5800"/>
+          </w:tcPr>
+          <w:p>
+            <w:r>
+              <w:t xml:space="preserve">Net debt/EBITDA 1.8x</w:t>
+            </w:r>
+          </w:p>
+        </w:tc>
+      </w:tr>
+      <w:tr>
+        <w:tc>
+          <w:tcPr>
+            <w:tcW w:type="dxa" w:w="3200"/>
+            <w:shd w:fill="F2F2F2" w:val="clear"/>
+          </w:tcPr>
+          <w:p>
+            <w:r>
+              <w:rPr>
+                <w:b/>
+                <w:bCs/>
+              </w:rPr>
+              <w:t xml:space="preserve">FCF conversion</w:t>
+            </w:r>
+          </w:p>
+        </w:tc>
+        <w:tc>
+          <w:tcPr>
+            <w:tcW w:type="dxa" w:w="5800"/>
+          </w:tcPr>
+          <w:p>
+            <w:r>
+              <w:t xml:space="preserve">-175%</w:t>
+            </w:r>
+          </w:p>
+        </w:tc>
+      </w:tr>
+      <w:tr>
+        <w:tc>
+          <w:tcPr>
+            <w:tcW w:type="dxa" w:w="3200"/>
+            <w:shd w:fill="F2F2F2" w:val="clear"/>
+          </w:tcPr>
+          <w:p>
+            <w:r>
+              <w:rPr>
+                <w:b/>
+                <w:bCs/>
+              </w:rPr>
+              <w:t xml:space="preserve">Margin trend</w:t>
+            </w:r>
+          </w:p>
+        </w:tc>
+        <w:tc>
+          <w:tcPr>
+            <w:tcW w:type="dxa" w:w="5800"/>
+          </w:tcPr>
+          <w:p>
+            <w:r>
+              <w:t xml:space="preserve">stable</w:t>
+            </w:r>
+          </w:p>
+        </w:tc>
+      </w:tr>
+      <w:tr>
+        <w:tc>
+          <w:tcPr>
+            <w:tcW w:type="dxa" w:w="3200"/>
+            <w:shd w:fill="F2F2F2" w:val="clear"/>
+          </w:tcPr>
+          <w:p>
+            <w:r>
+              <w:rPr>
+                <w:b/>
+                <w:bCs/>
+              </w:rPr>
+              <w:t xml:space="preserve">Capex efficiency</w:t>
+            </w:r>
+          </w:p>
+        </w:tc>
+        <w:tc>
+          <w:tcPr>
+            <w:tcW w:type="dxa" w:w="5800"/>
+          </w:tcPr>
+          <w:p>
+            <w:r>
+              <w:t xml:space="preserve">unclear</w:t>
+            </w:r>
+          </w:p>
+        </w:tc>
+      </w:tr>
+    </w:tbl>
     <w:p>
       <w:pPr>
         <w:pStyle w:val="Heading1"/>
         <w:spacing w:after="120" w:before="280"/>
       </w:pPr>
       <w:r>
+        <w:t xml:space="preserve">Technical Read (Weekly / Monthly MACD + Bollinger Bands, or RSI/CCI/Williams %R proxy)</w:t>
+      </w:r>
+    </w:p>
+    <w:p>
+      <w:pPr>
+        <w:spacing w:after="120"/>
+      </w:pPr>
+      <w:r/>
+    </w:p>
+    <w:p>
+      <w:pPr>
+        <w:pStyle w:val="Heading1"/>
+        <w:spacing w:after="120" w:before="280"/>
+      </w:pPr>
+      <w:r>
         <w:t xml:space="preserve">ValuePickr Community Signal</w:t>
       </w:r>
     </w:p>
@@ -577,7 +2697,20 @@
         <w:spacing w:after="60"/>
       </w:pPr>
       <w:r>
-        <w:t xml:space="preserve">Third-party forgery allegations against the Cosmic-linked Raft Cosmic EV JV - status unresolved in what I reviewed</w:t>
+        <w:t xml:space="preserve">Forgery/fraud allegation by Raft Motors' founder against MD Aditya Vikram Birla over a forged SH-4 transferring his ~10.76% Raft Cosmic EV stake - unresolved, no regulator finding, but a governance flag on the controlling person</w:t>
+      </w:r>
+    </w:p>
+    <w:p>
+      <w:pPr>
+        <w:pStyle w:val="ListParagraph"/>
+        <w:numPr>
+          <w:ilvl w:val="0"/>
+          <w:numId w:val="1"/>
+        </w:numPr>
+        <w:spacing w:after="60"/>
+      </w:pPr>
+      <w:r>
+        <w:t xml:space="preserve">Two straight years of deeply negative free cash flow (-Rs 109 Cr FY26 on Rs 145 Cr capex); borrowings rising Rs 78 Cr -&gt; Rs 133 Cr with a further Rs 200 Cr loan planned for Amzen; ROCE still ~13.6%</w:t>
       </w:r>
     </w:p>
     <w:p>
@@ -624,7 +2757,7 @@
           <w:b/>
           <w:bCs/>
         </w:rPr>
-        <w:t xml:space="preserve">Micro/Small-cap (~Rs 795 Cr, BSE-SME)</w:t>
+        <w:t xml:space="preserve">Small-cap (~Rs 1,130 Cr)</w:t>
       </w:r>
     </w:p>
     <w:p>
@@ -652,6 +2785,34 @@
     </w:p>
     <w:p>
       <w:pPr>
+        <w:spacing w:after="120"/>
+      </w:pPr>
+      <w:r>
+        <w:rPr>
+          <w:color w:val="666666"/>
+          <w:sz w:val="20"/>
+          <w:szCs w:val="20"/>
+        </w:rPr>
+        <w:t xml:space="preserve">4-box gate — tailwind: yes · TAM: weak · moat: weak · valuation: weak  (score 2.5 / 4)</w:t>
+      </w:r>
+    </w:p>
+    <w:p>
+      <w:pPr>
+        <w:spacing w:after="120"/>
+      </w:pPr>
+      <w:r>
+        <w:rPr>
+          <w:i/>
+          <w:iCs/>
+          <w:color w:val="666666"/>
+          <w:sz w:val="20"/>
+          <w:szCs w:val="20"/>
+        </w:rPr>
+        <w:t xml:space="preserve">Railway-capex upcycle for wagons/rolling-stock is a real structural tailwind; small base (~Rs795cr) + roll-up optionality (Amzen/integrated wagon plant) is unproven execution — tam weak; no distinct moat vs peers (Titagarh, Jupiter Wagons) — weak; no valuation data, thin ~10% OPM and unconfirmed FY26 cash quality — weak. Supreme Court vacating the NCLAT Section 29A ineligibility is a major cleared overhang; Raft Cosmic EV-JV forgery allegations remain unresolved.</w:t>
+      </w:r>
+    </w:p>
+    <w:p>
+      <w:pPr>
         <w:pStyle w:val="Heading1"/>
         <w:spacing w:after="120" w:before="280"/>
       </w:pPr>
@@ -709,7 +2870,20 @@
         <w:spacing w:after="60"/>
       </w:pPr>
       <w:r>
-        <w:t xml:space="preserve">thesis_fit stays 10x-in-2-3-years, still substantially optionality-driven (integrated-wagon roll-up). No 30-day revisit (conviction below Medium-High). Re-check FY26 operating/free cash flow and the EV-JV allegation status.</w:t>
+        <w:t xml:space="preserve">four_box score is 2.5 (tailwind yes / tam-moat-valuation weak). Written exception per the decision table: FY26 revenue nearly doubled, capacity is up ~94% and the order book (Rs 760 Cr) is ~1x revenue - growth is un-ignorable (phreak's carve-out) - so thesis_fit stays 10x-in-2-3-years with conviction capped at Medium; it actually sits at Low-Medium given -Rs 109 Cr FCF, rising debt into the Amzen roll-up, sub-15% ROCE, an RDSO-dependent forward margin and the unresolved forgery allegation against the MD.</w:t>
+      </w:r>
+    </w:p>
+    <w:p>
+      <w:pPr>
+        <w:pStyle w:val="ListParagraph"/>
+        <w:numPr>
+          <w:ilvl w:val="0"/>
+          <w:numId w:val="1"/>
+        </w:numPr>
+        <w:spacing w:after="60"/>
+      </w:pPr>
+      <w:r>
+        <w:t xml:space="preserve">track_record block omitted: fewer than 3 fiscal years are cleanly verifiable and ROCE has stayed below 15% throughout, so it is not scoreable as Coffee-Can consistency (open_questions line added). No 30-day revisit (conviction below Medium-High). Re-check FY27 free cash flow, RDSO licence progress, the Amzen restart and the Raft Cosmic EV allegation status.</w:t>
       </w:r>
     </w:p>
     <w:p>

--- a/projects/valuepickr-open-screen/docs/Cosmic CRF.docx
+++ b/projects/valuepickr-open-screen/docs/Cosmic CRF.docx
@@ -2549,6 +2549,40 @@
         </w:tc>
       </w:tr>
     </w:tbl>
+    <w:p>
+      <w:pPr>
+        <w:spacing w:after="60" w:before="120"/>
+      </w:pPr>
+      <w:r>
+        <w:rPr>
+          <w:b/>
+          <w:bCs/>
+          <w:sz w:val="20"/>
+          <w:szCs w:val="20"/>
+        </w:rPr>
+        <w:t xml:space="preserve">Track record (Coffee Can persistence check): </w:t>
+      </w:r>
+      <w:r>
+        <w:rPr>
+          <w:sz w:val="20"/>
+          <w:szCs w:val="20"/>
+        </w:rPr>
+        <w:t xml:space="preserve">cleared revenue growth ≥10% AND ROCE ≥15% in 0 of the last 3 years (consistency_score 0)</w:t>
+      </w:r>
+    </w:p>
+    <w:p>
+      <w:pPr>
+        <w:spacing w:after="120"/>
+      </w:pPr>
+      <w:r>
+        <w:rPr>
+          <w:color w:val="666666"/>
+          <w:sz w:val="18"/>
+          <w:szCs w:val="18"/>
+        </w:rPr>
+        <w:t xml:space="preserve">FY24 (+109%/14%), FY25 (+19%/9%) and FY26 (+11%/9%) each cleared the revenue-growth leg but missed ROCE &gt;=15%. ROCE fell from 36% (FY23) to ~9% as the balance sheet geared up for the integrated-wagon roll-up - no year clears both filters.</w:t>
+      </w:r>
+    </w:p>
     <w:p>
       <w:pPr>
         <w:pStyle w:val="Heading1"/>
